--- a/POO-JAVA/Programação orientada a objetos em Java - Garcia.docx
+++ b/POO-JAVA/Programação orientada a objetos em Java - Garcia.docx
@@ -1613,6 +1613,7 @@
                               <w:t xml:space="preserve">    void </w:t>
                             </w:r>
                             <w:proofErr w:type="spellStart"/>
+                            <w:proofErr w:type="gramStart"/>
                             <w:r>
                               <w:rPr>
                                 <w:rFonts w:ascii="Consolas" w:hAnsi="Consolas"/>
@@ -1632,6 +1633,7 @@
                               </w:rPr>
                               <w:t>(){</w:t>
                             </w:r>
+                            <w:proofErr w:type="gramEnd"/>
                           </w:p>
                           <w:p>
                             <w:pPr>
@@ -2453,6 +2455,7 @@
                         <w:t xml:space="preserve">    void </w:t>
                       </w:r>
                       <w:proofErr w:type="spellStart"/>
+                      <w:proofErr w:type="gramStart"/>
                       <w:r>
                         <w:rPr>
                           <w:rFonts w:ascii="Consolas" w:hAnsi="Consolas"/>
@@ -2472,6 +2475,7 @@
                         </w:rPr>
                         <w:t>(){</w:t>
                       </w:r>
+                      <w:proofErr w:type="gramEnd"/>
                     </w:p>
                     <w:p>
                       <w:pPr>
@@ -3665,10 +3669,275 @@
       <w:pPr>
         <w:rPr>
           <w:rFonts w:ascii="Times New Roman" w:hAnsi="Times New Roman" w:cs="Times New Roman"/>
-          <w:sz w:val="36"/>
-          <w:szCs w:val="36"/>
-        </w:rPr>
-      </w:pPr>
+        </w:rPr>
+      </w:pPr>
+      <w:r>
+        <w:rPr>
+          <w:rFonts w:ascii="Times New Roman" w:hAnsi="Times New Roman" w:cs="Times New Roman"/>
+        </w:rPr>
+        <w:t>Aula 09/03/26</w:t>
+      </w:r>
+    </w:p>
+    <w:p>
+      <w:pPr>
+        <w:rPr>
+          <w:rFonts w:ascii="Times New Roman" w:hAnsi="Times New Roman" w:cs="Times New Roman"/>
+        </w:rPr>
+      </w:pPr>
+    </w:p>
+    <w:p>
+      <w:pPr>
+        <w:jc w:val="center"/>
+        <w:rPr>
+          <w:rFonts w:ascii="Times New Roman" w:hAnsi="Times New Roman" w:cs="Times New Roman"/>
+          <w:b/>
+          <w:bCs/>
+        </w:rPr>
+      </w:pPr>
+      <w:r>
+        <w:rPr>
+          <w:rFonts w:ascii="Times New Roman" w:hAnsi="Times New Roman" w:cs="Times New Roman"/>
+          <w:b/>
+          <w:bCs/>
+        </w:rPr>
+        <w:t>Relacionamento entre classes</w:t>
+      </w:r>
+    </w:p>
+    <w:p>
+      <w:pPr>
+        <w:rPr>
+          <w:rFonts w:ascii="Times New Roman" w:hAnsi="Times New Roman" w:cs="Times New Roman"/>
+        </w:rPr>
+      </w:pPr>
+    </w:p>
+    <w:p>
+      <w:pPr>
+        <w:ind w:firstLine="708"/>
+        <w:rPr>
+          <w:rFonts w:ascii="Times New Roman" w:hAnsi="Times New Roman" w:cs="Times New Roman"/>
+        </w:rPr>
+      </w:pPr>
+      <w:r>
+        <w:rPr>
+          <w:rFonts w:ascii="Times New Roman" w:hAnsi="Times New Roman" w:cs="Times New Roman"/>
+        </w:rPr>
+        <w:t>Em Programação Orientada a Objetos, as classes raramente existem de forma isolada. Na maioria dos sistemas, objetos precisam interagir entre si para representar situações do mundo real. Quando uma classe utiliza outra classe em sua estrutura ou funcionamento, dizemos que existe um relacionamento entre classes.</w:t>
+      </w:r>
+    </w:p>
+    <w:p>
+      <w:pPr>
+        <w:ind w:firstLine="708"/>
+        <w:rPr>
+          <w:rFonts w:ascii="Times New Roman" w:hAnsi="Times New Roman" w:cs="Times New Roman"/>
+        </w:rPr>
+      </w:pPr>
+      <w:r>
+        <w:rPr>
+          <w:rFonts w:ascii="Times New Roman" w:hAnsi="Times New Roman" w:cs="Times New Roman"/>
+        </w:rPr>
+        <w:t>Os relacionamentos permitem construir sistemas mais organizados e próximos da realidade modelada. Por exemplo, em um sistema acadêmico, um Aluno possui um Endereço, está matriculado em um Curso e pode ter relação com um Professor. Essas interações são representadas por relacionamentos entre as classes.</w:t>
+      </w:r>
+    </w:p>
+    <w:p>
+      <w:pPr>
+        <w:ind w:firstLine="708"/>
+        <w:rPr>
+          <w:rFonts w:ascii="Times New Roman" w:hAnsi="Times New Roman" w:cs="Times New Roman"/>
+        </w:rPr>
+      </w:pPr>
+      <w:r>
+        <w:rPr>
+          <w:rFonts w:ascii="Times New Roman" w:hAnsi="Times New Roman" w:cs="Times New Roman"/>
+        </w:rPr>
+        <w:t>Um dos tipos mais comuns de relacionamento é o HAS-A.</w:t>
+      </w:r>
+    </w:p>
+    <w:p>
+      <w:pPr>
+        <w:ind w:firstLine="708"/>
+        <w:rPr>
+          <w:rFonts w:ascii="Times New Roman" w:hAnsi="Times New Roman" w:cs="Times New Roman"/>
+        </w:rPr>
+      </w:pPr>
+      <w:r>
+        <w:rPr>
+          <w:rFonts w:ascii="Times New Roman" w:hAnsi="Times New Roman" w:cs="Times New Roman"/>
+          <w:b/>
+          <w:bCs/>
+        </w:rPr>
+        <w:t>Tem um (</w:t>
+      </w:r>
+      <w:r>
+        <w:rPr>
+          <w:rFonts w:ascii="Times New Roman" w:hAnsi="Times New Roman" w:cs="Times New Roman"/>
+          <w:b/>
+          <w:bCs/>
+        </w:rPr>
+        <w:t>HAS-A</w:t>
+      </w:r>
+      <w:r>
+        <w:rPr>
+          <w:rFonts w:ascii="Times New Roman" w:hAnsi="Times New Roman" w:cs="Times New Roman"/>
+          <w:b/>
+          <w:bCs/>
+        </w:rPr>
+        <w:t>):</w:t>
+      </w:r>
+      <w:r>
+        <w:rPr>
+          <w:rFonts w:ascii="Times New Roman" w:hAnsi="Times New Roman" w:cs="Times New Roman"/>
+        </w:rPr>
+        <w:t xml:space="preserve"> É quando uma classe B (Enum/Record) possui uma referência a uma outra classe C.</w:t>
+      </w:r>
+    </w:p>
+    <w:p>
+      <w:pPr>
+        <w:ind w:firstLine="708"/>
+        <w:rPr>
+          <w:rFonts w:ascii="Times New Roman" w:hAnsi="Times New Roman" w:cs="Times New Roman"/>
+        </w:rPr>
+      </w:pPr>
+      <w:r>
+        <w:rPr>
+          <w:rFonts w:ascii="Times New Roman" w:hAnsi="Times New Roman" w:cs="Times New Roman"/>
+        </w:rPr>
+        <w:t>O relacionamento HAS-A ocorre quando uma classe possui outra classe como parte de sua estrutura, normalmente representada por um atributo. Em outras palavras, um objeto contém ou utiliza outro objeto para cumprir suas responsabilidades.</w:t>
+      </w:r>
+    </w:p>
+    <w:p>
+      <w:pPr>
+        <w:ind w:firstLine="708"/>
+        <w:rPr>
+          <w:rFonts w:ascii="Times New Roman" w:hAnsi="Times New Roman" w:cs="Times New Roman"/>
+        </w:rPr>
+      </w:pPr>
+      <w:r>
+        <w:rPr>
+          <w:rFonts w:ascii="Times New Roman" w:hAnsi="Times New Roman" w:cs="Times New Roman"/>
+        </w:rPr>
+        <w:t>Esse tipo de relacionamento é chamado de composição ou agregação, dependendo do nível de dependência entre os objetos.</w:t>
+      </w:r>
+    </w:p>
+    <w:p>
+      <w:pPr>
+        <w:ind w:firstLine="708"/>
+        <w:rPr>
+          <w:rFonts w:ascii="Times New Roman" w:hAnsi="Times New Roman" w:cs="Times New Roman"/>
+        </w:rPr>
+      </w:pPr>
+    </w:p>
+    <w:p>
+      <w:pPr>
+        <w:rPr>
+          <w:rFonts w:ascii="Times New Roman" w:hAnsi="Times New Roman" w:cs="Times New Roman"/>
+        </w:rPr>
+      </w:pPr>
+    </w:p>
+    <w:p>
+      <w:pPr>
+        <w:rPr>
+          <w:rFonts w:ascii="Times New Roman" w:hAnsi="Times New Roman" w:cs="Times New Roman"/>
+        </w:rPr>
+      </w:pPr>
+    </w:p>
+    <w:p>
+      <w:pPr>
+        <w:rPr>
+          <w:rFonts w:ascii="Times New Roman" w:hAnsi="Times New Roman" w:cs="Times New Roman"/>
+          <w:b/>
+          <w:bCs/>
+        </w:rPr>
+      </w:pPr>
+      <w:r>
+        <w:rPr>
+          <w:rFonts w:ascii="Times New Roman" w:hAnsi="Times New Roman" w:cs="Times New Roman"/>
+          <w:b/>
+          <w:bCs/>
+        </w:rPr>
+        <w:br w:type="page"/>
+      </w:r>
+    </w:p>
+    <w:p>
+      <w:pPr>
+        <w:rPr>
+          <w:rFonts w:ascii="Times New Roman" w:hAnsi="Times New Roman" w:cs="Times New Roman"/>
+          <w:b/>
+          <w:bCs/>
+        </w:rPr>
+      </w:pPr>
+      <w:proofErr w:type="spellStart"/>
+      <w:r>
+        <w:rPr>
+          <w:rFonts w:ascii="Times New Roman" w:hAnsi="Times New Roman" w:cs="Times New Roman"/>
+          <w:b/>
+          <w:bCs/>
+        </w:rPr>
+        <w:lastRenderedPageBreak/>
+        <w:t>Execicio</w:t>
+      </w:r>
+      <w:proofErr w:type="spellEnd"/>
+      <w:r>
+        <w:rPr>
+          <w:rFonts w:ascii="Times New Roman" w:hAnsi="Times New Roman" w:cs="Times New Roman"/>
+          <w:b/>
+          <w:bCs/>
+        </w:rPr>
+        <w:t>:</w:t>
+      </w:r>
+    </w:p>
+    <w:p>
+      <w:pPr>
+        <w:rPr>
+          <w:rFonts w:ascii="Times New Roman" w:hAnsi="Times New Roman" w:cs="Times New Roman"/>
+        </w:rPr>
+      </w:pPr>
+      <w:r>
+        <w:rPr>
+          <w:rFonts w:ascii="Times New Roman" w:hAnsi="Times New Roman" w:cs="Times New Roman"/>
+        </w:rPr>
+        <w:tab/>
+        <w:t>Um celular possui bateria. A bateria possui uma carga inteira(0 a 100). Toda bateria pode carregar 1 ponto ou descarregar 1 ponto.</w:t>
+      </w:r>
+    </w:p>
+    <w:p>
+      <w:pPr>
+        <w:rPr>
+          <w:rFonts w:ascii="Times New Roman" w:hAnsi="Times New Roman" w:cs="Times New Roman"/>
+        </w:rPr>
+      </w:pPr>
+      <w:r>
+        <w:rPr>
+          <w:rFonts w:ascii="Times New Roman" w:hAnsi="Times New Roman" w:cs="Times New Roman"/>
+        </w:rPr>
+        <w:tab/>
+        <w:t>Um celular ligado pode: recarregar; mostrar uma mensagem de bem</w:t>
+      </w:r>
+      <w:r>
+        <w:rPr>
+          <w:rFonts w:ascii="Times New Roman" w:hAnsi="Times New Roman" w:cs="Times New Roman"/>
+        </w:rPr>
+        <w:t>-</w:t>
+      </w:r>
+      <w:r>
+        <w:rPr>
+          <w:rFonts w:ascii="Times New Roman" w:hAnsi="Times New Roman" w:cs="Times New Roman"/>
+        </w:rPr>
+        <w:t xml:space="preserve">vindo e desligar. A mensagem gasta um ponto de bateria. </w:t>
+      </w:r>
+    </w:p>
+    <w:p>
+      <w:pPr>
+        <w:rPr>
+          <w:rFonts w:ascii="Times New Roman" w:hAnsi="Times New Roman" w:cs="Times New Roman"/>
+        </w:rPr>
+      </w:pPr>
+      <w:r>
+        <w:rPr>
+          <w:rFonts w:ascii="Times New Roman" w:hAnsi="Times New Roman" w:cs="Times New Roman"/>
+        </w:rPr>
+        <w:tab/>
+        <w:t>Um celular desligado pode ser ligado e isto lhe custa, também, um ponto de bateria. Implemente a situação descrita e faça testes.</w:t>
+      </w:r>
     </w:p>
     <w:sectPr>
       <w:pgSz w:w="11906" w:h="16838"/>
@@ -4283,7 +4552,6 @@
   <w:style w:type="character" w:default="1" w:styleId="Fontepargpadro">
     <w:name w:val="Default Paragraph Font"/>
     <w:uiPriority w:val="1"/>
-    <w:semiHidden/>
     <w:unhideWhenUsed/>
   </w:style>
   <w:style w:type="table" w:default="1" w:styleId="Tabelanormal">

--- a/POO-JAVA/Programação orientada a objetos em Java - Garcia.docx
+++ b/POO-JAVA/Programação orientada a objetos em Java - Garcia.docx
@@ -1613,7 +1613,6 @@
                               <w:t xml:space="preserve">    void </w:t>
                             </w:r>
                             <w:proofErr w:type="spellStart"/>
-                            <w:proofErr w:type="gramStart"/>
                             <w:r>
                               <w:rPr>
                                 <w:rFonts w:ascii="Consolas" w:hAnsi="Consolas"/>
@@ -1633,7 +1632,6 @@
                               </w:rPr>
                               <w:t>(){</w:t>
                             </w:r>
-                            <w:proofErr w:type="gramEnd"/>
                           </w:p>
                           <w:p>
                             <w:pPr>
@@ -2455,7 +2453,6 @@
                         <w:t xml:space="preserve">    void </w:t>
                       </w:r>
                       <w:proofErr w:type="spellStart"/>
-                      <w:proofErr w:type="gramStart"/>
                       <w:r>
                         <w:rPr>
                           <w:rFonts w:ascii="Consolas" w:hAnsi="Consolas"/>
@@ -2475,7 +2472,6 @@
                         </w:rPr>
                         <w:t>(){</w:t>
                       </w:r>
-                      <w:proofErr w:type="gramEnd"/>
                     </w:p>
                     <w:p>
                       <w:pPr>
@@ -3669,275 +3665,10 @@
       <w:pPr>
         <w:rPr>
           <w:rFonts w:ascii="Times New Roman" w:hAnsi="Times New Roman" w:cs="Times New Roman"/>
-        </w:rPr>
-      </w:pPr>
-      <w:r>
-        <w:rPr>
-          <w:rFonts w:ascii="Times New Roman" w:hAnsi="Times New Roman" w:cs="Times New Roman"/>
-        </w:rPr>
-        <w:t>Aula 09/03/26</w:t>
-      </w:r>
-    </w:p>
-    <w:p>
-      <w:pPr>
-        <w:rPr>
-          <w:rFonts w:ascii="Times New Roman" w:hAnsi="Times New Roman" w:cs="Times New Roman"/>
-        </w:rPr>
-      </w:pPr>
-    </w:p>
-    <w:p>
-      <w:pPr>
-        <w:jc w:val="center"/>
-        <w:rPr>
-          <w:rFonts w:ascii="Times New Roman" w:hAnsi="Times New Roman" w:cs="Times New Roman"/>
-          <w:b/>
-          <w:bCs/>
-        </w:rPr>
-      </w:pPr>
-      <w:r>
-        <w:rPr>
-          <w:rFonts w:ascii="Times New Roman" w:hAnsi="Times New Roman" w:cs="Times New Roman"/>
-          <w:b/>
-          <w:bCs/>
-        </w:rPr>
-        <w:t>Relacionamento entre classes</w:t>
-      </w:r>
-    </w:p>
-    <w:p>
-      <w:pPr>
-        <w:rPr>
-          <w:rFonts w:ascii="Times New Roman" w:hAnsi="Times New Roman" w:cs="Times New Roman"/>
-        </w:rPr>
-      </w:pPr>
-    </w:p>
-    <w:p>
-      <w:pPr>
-        <w:ind w:firstLine="708"/>
-        <w:rPr>
-          <w:rFonts w:ascii="Times New Roman" w:hAnsi="Times New Roman" w:cs="Times New Roman"/>
-        </w:rPr>
-      </w:pPr>
-      <w:r>
-        <w:rPr>
-          <w:rFonts w:ascii="Times New Roman" w:hAnsi="Times New Roman" w:cs="Times New Roman"/>
-        </w:rPr>
-        <w:t>Em Programação Orientada a Objetos, as classes raramente existem de forma isolada. Na maioria dos sistemas, objetos precisam interagir entre si para representar situações do mundo real. Quando uma classe utiliza outra classe em sua estrutura ou funcionamento, dizemos que existe um relacionamento entre classes.</w:t>
-      </w:r>
-    </w:p>
-    <w:p>
-      <w:pPr>
-        <w:ind w:firstLine="708"/>
-        <w:rPr>
-          <w:rFonts w:ascii="Times New Roman" w:hAnsi="Times New Roman" w:cs="Times New Roman"/>
-        </w:rPr>
-      </w:pPr>
-      <w:r>
-        <w:rPr>
-          <w:rFonts w:ascii="Times New Roman" w:hAnsi="Times New Roman" w:cs="Times New Roman"/>
-        </w:rPr>
-        <w:t>Os relacionamentos permitem construir sistemas mais organizados e próximos da realidade modelada. Por exemplo, em um sistema acadêmico, um Aluno possui um Endereço, está matriculado em um Curso e pode ter relação com um Professor. Essas interações são representadas por relacionamentos entre as classes.</w:t>
-      </w:r>
-    </w:p>
-    <w:p>
-      <w:pPr>
-        <w:ind w:firstLine="708"/>
-        <w:rPr>
-          <w:rFonts w:ascii="Times New Roman" w:hAnsi="Times New Roman" w:cs="Times New Roman"/>
-        </w:rPr>
-      </w:pPr>
-      <w:r>
-        <w:rPr>
-          <w:rFonts w:ascii="Times New Roman" w:hAnsi="Times New Roman" w:cs="Times New Roman"/>
-        </w:rPr>
-        <w:t>Um dos tipos mais comuns de relacionamento é o HAS-A.</w:t>
-      </w:r>
-    </w:p>
-    <w:p>
-      <w:pPr>
-        <w:ind w:firstLine="708"/>
-        <w:rPr>
-          <w:rFonts w:ascii="Times New Roman" w:hAnsi="Times New Roman" w:cs="Times New Roman"/>
-        </w:rPr>
-      </w:pPr>
-      <w:r>
-        <w:rPr>
-          <w:rFonts w:ascii="Times New Roman" w:hAnsi="Times New Roman" w:cs="Times New Roman"/>
-          <w:b/>
-          <w:bCs/>
-        </w:rPr>
-        <w:t>Tem um (</w:t>
-      </w:r>
-      <w:r>
-        <w:rPr>
-          <w:rFonts w:ascii="Times New Roman" w:hAnsi="Times New Roman" w:cs="Times New Roman"/>
-          <w:b/>
-          <w:bCs/>
-        </w:rPr>
-        <w:t>HAS-A</w:t>
-      </w:r>
-      <w:r>
-        <w:rPr>
-          <w:rFonts w:ascii="Times New Roman" w:hAnsi="Times New Roman" w:cs="Times New Roman"/>
-          <w:b/>
-          <w:bCs/>
-        </w:rPr>
-        <w:t>):</w:t>
-      </w:r>
-      <w:r>
-        <w:rPr>
-          <w:rFonts w:ascii="Times New Roman" w:hAnsi="Times New Roman" w:cs="Times New Roman"/>
-        </w:rPr>
-        <w:t xml:space="preserve"> É quando uma classe B (Enum/Record) possui uma referência a uma outra classe C.</w:t>
-      </w:r>
-    </w:p>
-    <w:p>
-      <w:pPr>
-        <w:ind w:firstLine="708"/>
-        <w:rPr>
-          <w:rFonts w:ascii="Times New Roman" w:hAnsi="Times New Roman" w:cs="Times New Roman"/>
-        </w:rPr>
-      </w:pPr>
-      <w:r>
-        <w:rPr>
-          <w:rFonts w:ascii="Times New Roman" w:hAnsi="Times New Roman" w:cs="Times New Roman"/>
-        </w:rPr>
-        <w:t>O relacionamento HAS-A ocorre quando uma classe possui outra classe como parte de sua estrutura, normalmente representada por um atributo. Em outras palavras, um objeto contém ou utiliza outro objeto para cumprir suas responsabilidades.</w:t>
-      </w:r>
-    </w:p>
-    <w:p>
-      <w:pPr>
-        <w:ind w:firstLine="708"/>
-        <w:rPr>
-          <w:rFonts w:ascii="Times New Roman" w:hAnsi="Times New Roman" w:cs="Times New Roman"/>
-        </w:rPr>
-      </w:pPr>
-      <w:r>
-        <w:rPr>
-          <w:rFonts w:ascii="Times New Roman" w:hAnsi="Times New Roman" w:cs="Times New Roman"/>
-        </w:rPr>
-        <w:t>Esse tipo de relacionamento é chamado de composição ou agregação, dependendo do nível de dependência entre os objetos.</w:t>
-      </w:r>
-    </w:p>
-    <w:p>
-      <w:pPr>
-        <w:ind w:firstLine="708"/>
-        <w:rPr>
-          <w:rFonts w:ascii="Times New Roman" w:hAnsi="Times New Roman" w:cs="Times New Roman"/>
-        </w:rPr>
-      </w:pPr>
-    </w:p>
-    <w:p>
-      <w:pPr>
-        <w:rPr>
-          <w:rFonts w:ascii="Times New Roman" w:hAnsi="Times New Roman" w:cs="Times New Roman"/>
-        </w:rPr>
-      </w:pPr>
-    </w:p>
-    <w:p>
-      <w:pPr>
-        <w:rPr>
-          <w:rFonts w:ascii="Times New Roman" w:hAnsi="Times New Roman" w:cs="Times New Roman"/>
-        </w:rPr>
-      </w:pPr>
-    </w:p>
-    <w:p>
-      <w:pPr>
-        <w:rPr>
-          <w:rFonts w:ascii="Times New Roman" w:hAnsi="Times New Roman" w:cs="Times New Roman"/>
-          <w:b/>
-          <w:bCs/>
-        </w:rPr>
-      </w:pPr>
-      <w:r>
-        <w:rPr>
-          <w:rFonts w:ascii="Times New Roman" w:hAnsi="Times New Roman" w:cs="Times New Roman"/>
-          <w:b/>
-          <w:bCs/>
-        </w:rPr>
-        <w:br w:type="page"/>
-      </w:r>
-    </w:p>
-    <w:p>
-      <w:pPr>
-        <w:rPr>
-          <w:rFonts w:ascii="Times New Roman" w:hAnsi="Times New Roman" w:cs="Times New Roman"/>
-          <w:b/>
-          <w:bCs/>
-        </w:rPr>
-      </w:pPr>
-      <w:proofErr w:type="spellStart"/>
-      <w:r>
-        <w:rPr>
-          <w:rFonts w:ascii="Times New Roman" w:hAnsi="Times New Roman" w:cs="Times New Roman"/>
-          <w:b/>
-          <w:bCs/>
-        </w:rPr>
-        <w:lastRenderedPageBreak/>
-        <w:t>Execicio</w:t>
-      </w:r>
-      <w:proofErr w:type="spellEnd"/>
-      <w:r>
-        <w:rPr>
-          <w:rFonts w:ascii="Times New Roman" w:hAnsi="Times New Roman" w:cs="Times New Roman"/>
-          <w:b/>
-          <w:bCs/>
-        </w:rPr>
-        <w:t>:</w:t>
-      </w:r>
-    </w:p>
-    <w:p>
-      <w:pPr>
-        <w:rPr>
-          <w:rFonts w:ascii="Times New Roman" w:hAnsi="Times New Roman" w:cs="Times New Roman"/>
-        </w:rPr>
-      </w:pPr>
-      <w:r>
-        <w:rPr>
-          <w:rFonts w:ascii="Times New Roman" w:hAnsi="Times New Roman" w:cs="Times New Roman"/>
-        </w:rPr>
-        <w:tab/>
-        <w:t>Um celular possui bateria. A bateria possui uma carga inteira(0 a 100). Toda bateria pode carregar 1 ponto ou descarregar 1 ponto.</w:t>
-      </w:r>
-    </w:p>
-    <w:p>
-      <w:pPr>
-        <w:rPr>
-          <w:rFonts w:ascii="Times New Roman" w:hAnsi="Times New Roman" w:cs="Times New Roman"/>
-        </w:rPr>
-      </w:pPr>
-      <w:r>
-        <w:rPr>
-          <w:rFonts w:ascii="Times New Roman" w:hAnsi="Times New Roman" w:cs="Times New Roman"/>
-        </w:rPr>
-        <w:tab/>
-        <w:t>Um celular ligado pode: recarregar; mostrar uma mensagem de bem</w:t>
-      </w:r>
-      <w:r>
-        <w:rPr>
-          <w:rFonts w:ascii="Times New Roman" w:hAnsi="Times New Roman" w:cs="Times New Roman"/>
-        </w:rPr>
-        <w:t>-</w:t>
-      </w:r>
-      <w:r>
-        <w:rPr>
-          <w:rFonts w:ascii="Times New Roman" w:hAnsi="Times New Roman" w:cs="Times New Roman"/>
-        </w:rPr>
-        <w:t xml:space="preserve">vindo e desligar. A mensagem gasta um ponto de bateria. </w:t>
-      </w:r>
-    </w:p>
-    <w:p>
-      <w:pPr>
-        <w:rPr>
-          <w:rFonts w:ascii="Times New Roman" w:hAnsi="Times New Roman" w:cs="Times New Roman"/>
-        </w:rPr>
-      </w:pPr>
-      <w:r>
-        <w:rPr>
-          <w:rFonts w:ascii="Times New Roman" w:hAnsi="Times New Roman" w:cs="Times New Roman"/>
-        </w:rPr>
-        <w:tab/>
-        <w:t>Um celular desligado pode ser ligado e isto lhe custa, também, um ponto de bateria. Implemente a situação descrita e faça testes.</w:t>
-      </w:r>
+          <w:sz w:val="36"/>
+          <w:szCs w:val="36"/>
+        </w:rPr>
+      </w:pPr>
     </w:p>
     <w:sectPr>
       <w:pgSz w:w="11906" w:h="16838"/>
@@ -4552,6 +4283,7 @@
   <w:style w:type="character" w:default="1" w:styleId="Fontepargpadro">
     <w:name w:val="Default Paragraph Font"/>
     <w:uiPriority w:val="1"/>
+    <w:semiHidden/>
     <w:unhideWhenUsed/>
   </w:style>
   <w:style w:type="table" w:default="1" w:styleId="Tabelanormal">

--- a/POO-JAVA/Programação orientada a objetos em Java - Garcia.docx
+++ b/POO-JAVA/Programação orientada a objetos em Java - Garcia.docx
@@ -6264,13 +6264,7 @@
         <w:rPr>
           <w:rFonts w:ascii="Times New Roman" w:hAnsi="Times New Roman" w:cs="Times New Roman"/>
         </w:rPr>
-        <w:t xml:space="preserve"> </w:t>
-      </w:r>
-      <w:r>
-        <w:rPr>
-          <w:rFonts w:ascii="Times New Roman" w:hAnsi="Times New Roman" w:cs="Times New Roman"/>
-        </w:rPr>
-        <w:t>É uma relação onde uma classe possui uma coleção de objetos de outra classe como parte de sua estrutura.</w:t>
+        <w:t xml:space="preserve"> É uma relação onde uma classe possui uma coleção de objetos de outra classe como parte de sua estrutura.</w:t>
       </w:r>
     </w:p>
     <w:p>
@@ -12674,8 +12668,6 @@
       <w:pPr>
         <w:rPr>
           <w:rFonts w:ascii="Times New Roman" w:hAnsi="Times New Roman" w:cs="Times New Roman"/>
-          <w:sz w:val="36"/>
-          <w:szCs w:val="36"/>
         </w:rPr>
       </w:pPr>
       <w:r>
@@ -12691,6 +12683,1881 @@
         </w:rPr>
         <w:t>?,?,?)</w:t>
       </w:r>
+    </w:p>
+    <w:p>
+      <w:pPr>
+        <w:rPr>
+          <w:rFonts w:ascii="Times New Roman" w:hAnsi="Times New Roman" w:cs="Times New Roman"/>
+        </w:rPr>
+      </w:pPr>
+      <w:r>
+        <w:rPr>
+          <w:rFonts w:ascii="Times New Roman" w:hAnsi="Times New Roman" w:cs="Times New Roman"/>
+        </w:rPr>
+        <w:br w:type="page"/>
+      </w:r>
+    </w:p>
+    <w:p>
+      <w:pPr>
+        <w:jc w:val="center"/>
+        <w:rPr>
+          <w:rFonts w:ascii="Times New Roman" w:hAnsi="Times New Roman" w:cs="Times New Roman"/>
+          <w:b/>
+          <w:bCs/>
+        </w:rPr>
+      </w:pPr>
+      <w:r>
+        <w:rPr>
+          <w:rFonts w:ascii="Times New Roman" w:hAnsi="Times New Roman" w:cs="Times New Roman"/>
+          <w:b/>
+          <w:bCs/>
+        </w:rPr>
+        <w:lastRenderedPageBreak/>
+        <w:t>PROTOCOLO HTTP</w:t>
+      </w:r>
+    </w:p>
+    <w:p>
+      <w:pPr>
+        <w:rPr>
+          <w:rFonts w:ascii="Times New Roman" w:hAnsi="Times New Roman" w:cs="Times New Roman"/>
+        </w:rPr>
+      </w:pPr>
+    </w:p>
+    <w:p>
+      <w:pPr>
+        <w:rPr>
+          <w:rFonts w:ascii="Times New Roman" w:hAnsi="Times New Roman" w:cs="Times New Roman"/>
+        </w:rPr>
+      </w:pPr>
+      <w:r>
+        <w:rPr>
+          <w:rFonts w:ascii="Times New Roman" w:hAnsi="Times New Roman" w:cs="Times New Roman"/>
+          <w:noProof/>
+        </w:rPr>
+        <mc:AlternateContent>
+          <mc:Choice Requires="wps">
+            <w:drawing>
+              <wp:anchor distT="45720" distB="45720" distL="114300" distR="114300" simplePos="0" relativeHeight="251679744" behindDoc="0" locked="0" layoutInCell="1" allowOverlap="1" wp14:anchorId="56FA348B" wp14:editId="1CA986B3">
+                <wp:simplePos x="0" y="0"/>
+                <wp:positionH relativeFrom="column">
+                  <wp:posOffset>3884930</wp:posOffset>
+                </wp:positionH>
+                <wp:positionV relativeFrom="paragraph">
+                  <wp:posOffset>160020</wp:posOffset>
+                </wp:positionV>
+                <wp:extent cx="1839595" cy="2221865"/>
+                <wp:effectExtent l="0" t="0" r="27305" b="26035"/>
+                <wp:wrapSquare wrapText="bothSides"/>
+                <wp:docPr id="1075456600" name="Caixa de Texto 2"/>
+                <wp:cNvGraphicFramePr>
+                  <a:graphicFrameLocks xmlns:a="http://schemas.openxmlformats.org/drawingml/2006/main"/>
+                </wp:cNvGraphicFramePr>
+                <a:graphic xmlns:a="http://schemas.openxmlformats.org/drawingml/2006/main">
+                  <a:graphicData uri="http://schemas.microsoft.com/office/word/2010/wordprocessingShape">
+                    <wps:wsp>
+                      <wps:cNvSpPr txBox="1">
+                        <a:spLocks noChangeArrowheads="1"/>
+                      </wps:cNvSpPr>
+                      <wps:spPr bwMode="auto">
+                        <a:xfrm>
+                          <a:off x="0" y="0"/>
+                          <a:ext cx="1839595" cy="2221865"/>
+                        </a:xfrm>
+                        <a:prstGeom prst="rect">
+                          <a:avLst/>
+                        </a:prstGeom>
+                        <a:solidFill>
+                          <a:srgbClr val="FFFFFF"/>
+                        </a:solidFill>
+                        <a:ln w="9525">
+                          <a:solidFill>
+                            <a:srgbClr val="000000"/>
+                          </a:solidFill>
+                          <a:miter lim="800000"/>
+                          <a:headEnd/>
+                          <a:tailEnd/>
+                        </a:ln>
+                      </wps:spPr>
+                      <wps:txbx>
+                        <w:txbxContent>
+                          <w:p>
+                            <w:pPr>
+                              <w:jc w:val="center"/>
+                              <w:rPr>
+                                <w:b/>
+                                <w:bCs/>
+                              </w:rPr>
+                            </w:pPr>
+                            <w:r>
+                              <w:rPr>
+                                <w:b/>
+                                <w:bCs/>
+                              </w:rPr>
+                              <w:t>SERVIDOR</w:t>
+                            </w:r>
+                          </w:p>
+                          <w:p>
+                            <w:pPr>
+                              <w:rPr>
+                                <w:rFonts w:ascii="Times New Roman" w:hAnsi="Times New Roman" w:cs="Times New Roman"/>
+                              </w:rPr>
+                            </w:pPr>
+                            <w:r>
+                              <w:rPr>
+                                <w:rFonts w:ascii="Times New Roman" w:hAnsi="Times New Roman" w:cs="Times New Roman"/>
+                              </w:rPr>
+                              <w:t>JAR(</w:t>
+                            </w:r>
+                            <w:proofErr w:type="spellStart"/>
+                            <w:r>
+                              <w:rPr>
+                                <w:rFonts w:ascii="Times New Roman" w:hAnsi="Times New Roman" w:cs="Times New Roman"/>
+                              </w:rPr>
+                              <w:t>Listen</w:t>
+                            </w:r>
+                            <w:proofErr w:type="spellEnd"/>
+                            <w:r>
+                              <w:rPr>
+                                <w:rFonts w:ascii="Times New Roman" w:hAnsi="Times New Roman" w:cs="Times New Roman"/>
+                              </w:rPr>
+                              <w:t>)</w:t>
+                            </w:r>
+                          </w:p>
+                          <w:p>
+                            <w:pPr>
+                              <w:rPr>
+                                <w:rFonts w:ascii="Times New Roman" w:hAnsi="Times New Roman" w:cs="Times New Roman"/>
+                              </w:rPr>
+                            </w:pPr>
+                            <w:proofErr w:type="spellStart"/>
+                            <w:r>
+                              <w:rPr>
+                                <w:rFonts w:ascii="Times New Roman" w:hAnsi="Times New Roman" w:cs="Times New Roman"/>
+                              </w:rPr>
+                              <w:t>tomcat</w:t>
+                            </w:r>
+                            <w:proofErr w:type="spellEnd"/>
+                          </w:p>
+                          <w:p>
+                            <w:pPr>
+                              <w:rPr>
+                                <w:rFonts w:ascii="Times New Roman" w:hAnsi="Times New Roman" w:cs="Times New Roman"/>
+                              </w:rPr>
+                            </w:pPr>
+                            <w:r>
+                              <w:rPr>
+                                <w:rFonts w:ascii="Times New Roman" w:hAnsi="Times New Roman" w:cs="Times New Roman"/>
+                              </w:rPr>
+                              <w:t>-Porta8080</w:t>
+                            </w:r>
+                          </w:p>
+                          <w:p>
+                            <w:pPr>
+                              <w:rPr>
+                                <w:rFonts w:ascii="Times New Roman" w:hAnsi="Times New Roman" w:cs="Times New Roman"/>
+                              </w:rPr>
+                            </w:pPr>
+                            <w:r>
+                              <w:rPr>
+                                <w:rFonts w:ascii="Times New Roman" w:hAnsi="Times New Roman" w:cs="Times New Roman"/>
+                              </w:rPr>
+                              <w:t>-HTTP80</w:t>
+                            </w:r>
+                          </w:p>
+                          <w:p>
+                            <w:pPr>
+                              <w:rPr>
+                                <w:rFonts w:ascii="Times New Roman" w:hAnsi="Times New Roman" w:cs="Times New Roman"/>
+                              </w:rPr>
+                            </w:pPr>
+                            <w:r>
+                              <w:rPr>
+                                <w:rFonts w:ascii="Times New Roman" w:hAnsi="Times New Roman" w:cs="Times New Roman"/>
+                              </w:rPr>
+                              <w:t>-HTTP443</w:t>
+                            </w:r>
+                          </w:p>
+                          <w:p/>
+                        </w:txbxContent>
+                      </wps:txbx>
+                      <wps:bodyPr rot="0" vert="horz" wrap="square" lIns="91440" tIns="45720" rIns="91440" bIns="45720" anchor="t" anchorCtr="0">
+                        <a:noAutofit/>
+                      </wps:bodyPr>
+                    </wps:wsp>
+                  </a:graphicData>
+                </a:graphic>
+                <wp14:sizeRelH relativeFrom="margin">
+                  <wp14:pctWidth>0</wp14:pctWidth>
+                </wp14:sizeRelH>
+                <wp14:sizeRelV relativeFrom="margin">
+                  <wp14:pctHeight>0</wp14:pctHeight>
+                </wp14:sizeRelV>
+              </wp:anchor>
+            </w:drawing>
+          </mc:Choice>
+          <mc:Fallback>
+            <w:pict>
+              <v:shape w14:anchorId="56FA348B" id="_x0000_s1036" type="#_x0000_t202" style="position:absolute;margin-left:305.9pt;margin-top:12.6pt;width:144.85pt;height:174.95pt;z-index:251679744;visibility:visible;mso-wrap-style:square;mso-width-percent:0;mso-height-percent:0;mso-wrap-distance-left:9pt;mso-wrap-distance-top:3.6pt;mso-wrap-distance-right:9pt;mso-wrap-distance-bottom:3.6pt;mso-position-horizontal:absolute;mso-position-horizontal-relative:text;mso-position-vertical:absolute;mso-position-vertical-relative:text;mso-width-percent:0;mso-height-percent:0;mso-width-relative:margin;mso-height-relative:margin;v-text-anchor:top" o:gfxdata="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">
+                <v:textbox>
+                  <w:txbxContent>
+                    <w:p>
+                      <w:pPr>
+                        <w:jc w:val="center"/>
+                        <w:rPr>
+                          <w:b/>
+                          <w:bCs/>
+                        </w:rPr>
+                      </w:pPr>
+                      <w:r>
+                        <w:rPr>
+                          <w:b/>
+                          <w:bCs/>
+                        </w:rPr>
+                        <w:t>SERVIDOR</w:t>
+                      </w:r>
+                    </w:p>
+                    <w:p>
+                      <w:pPr>
+                        <w:rPr>
+                          <w:rFonts w:ascii="Times New Roman" w:hAnsi="Times New Roman" w:cs="Times New Roman"/>
+                        </w:rPr>
+                      </w:pPr>
+                      <w:r>
+                        <w:rPr>
+                          <w:rFonts w:ascii="Times New Roman" w:hAnsi="Times New Roman" w:cs="Times New Roman"/>
+                        </w:rPr>
+                        <w:t>JAR(</w:t>
+                      </w:r>
+                      <w:proofErr w:type="spellStart"/>
+                      <w:r>
+                        <w:rPr>
+                          <w:rFonts w:ascii="Times New Roman" w:hAnsi="Times New Roman" w:cs="Times New Roman"/>
+                        </w:rPr>
+                        <w:t>Listen</w:t>
+                      </w:r>
+                      <w:proofErr w:type="spellEnd"/>
+                      <w:r>
+                        <w:rPr>
+                          <w:rFonts w:ascii="Times New Roman" w:hAnsi="Times New Roman" w:cs="Times New Roman"/>
+                        </w:rPr>
+                        <w:t>)</w:t>
+                      </w:r>
+                    </w:p>
+                    <w:p>
+                      <w:pPr>
+                        <w:rPr>
+                          <w:rFonts w:ascii="Times New Roman" w:hAnsi="Times New Roman" w:cs="Times New Roman"/>
+                        </w:rPr>
+                      </w:pPr>
+                      <w:proofErr w:type="spellStart"/>
+                      <w:r>
+                        <w:rPr>
+                          <w:rFonts w:ascii="Times New Roman" w:hAnsi="Times New Roman" w:cs="Times New Roman"/>
+                        </w:rPr>
+                        <w:t>tomcat</w:t>
+                      </w:r>
+                      <w:proofErr w:type="spellEnd"/>
+                    </w:p>
+                    <w:p>
+                      <w:pPr>
+                        <w:rPr>
+                          <w:rFonts w:ascii="Times New Roman" w:hAnsi="Times New Roman" w:cs="Times New Roman"/>
+                        </w:rPr>
+                      </w:pPr>
+                      <w:r>
+                        <w:rPr>
+                          <w:rFonts w:ascii="Times New Roman" w:hAnsi="Times New Roman" w:cs="Times New Roman"/>
+                        </w:rPr>
+                        <w:t>-Porta8080</w:t>
+                      </w:r>
+                    </w:p>
+                    <w:p>
+                      <w:pPr>
+                        <w:rPr>
+                          <w:rFonts w:ascii="Times New Roman" w:hAnsi="Times New Roman" w:cs="Times New Roman"/>
+                        </w:rPr>
+                      </w:pPr>
+                      <w:r>
+                        <w:rPr>
+                          <w:rFonts w:ascii="Times New Roman" w:hAnsi="Times New Roman" w:cs="Times New Roman"/>
+                        </w:rPr>
+                        <w:t>-HTTP80</w:t>
+                      </w:r>
+                    </w:p>
+                    <w:p>
+                      <w:pPr>
+                        <w:rPr>
+                          <w:rFonts w:ascii="Times New Roman" w:hAnsi="Times New Roman" w:cs="Times New Roman"/>
+                        </w:rPr>
+                      </w:pPr>
+                      <w:r>
+                        <w:rPr>
+                          <w:rFonts w:ascii="Times New Roman" w:hAnsi="Times New Roman" w:cs="Times New Roman"/>
+                        </w:rPr>
+                        <w:t>-HTTP443</w:t>
+                      </w:r>
+                    </w:p>
+                    <w:p/>
+                  </w:txbxContent>
+                </v:textbox>
+                <w10:wrap type="square"/>
+              </v:shape>
+            </w:pict>
+          </mc:Fallback>
+        </mc:AlternateContent>
+      </w:r>
+      <w:r>
+        <w:rPr>
+          <w:rFonts w:ascii="Times New Roman" w:hAnsi="Times New Roman" w:cs="Times New Roman"/>
+          <w:noProof/>
+        </w:rPr>
+        <mc:AlternateContent>
+          <mc:Choice Requires="wps">
+            <w:drawing>
+              <wp:anchor distT="45720" distB="45720" distL="114300" distR="114300" simplePos="0" relativeHeight="251681792" behindDoc="0" locked="0" layoutInCell="1" allowOverlap="1" wp14:anchorId="7768E278" wp14:editId="5642CE27">
+                <wp:simplePos x="0" y="0"/>
+                <wp:positionH relativeFrom="margin">
+                  <wp:align>left</wp:align>
+                </wp:positionH>
+                <wp:positionV relativeFrom="paragraph">
+                  <wp:posOffset>139065</wp:posOffset>
+                </wp:positionV>
+                <wp:extent cx="1562735" cy="1404620"/>
+                <wp:effectExtent l="0" t="0" r="18415" b="20955"/>
+                <wp:wrapSquare wrapText="bothSides"/>
+                <wp:docPr id="979700409" name="Caixa de Texto 2"/>
+                <wp:cNvGraphicFramePr>
+                  <a:graphicFrameLocks xmlns:a="http://schemas.openxmlformats.org/drawingml/2006/main"/>
+                </wp:cNvGraphicFramePr>
+                <a:graphic xmlns:a="http://schemas.openxmlformats.org/drawingml/2006/main">
+                  <a:graphicData uri="http://schemas.microsoft.com/office/word/2010/wordprocessingShape">
+                    <wps:wsp>
+                      <wps:cNvSpPr txBox="1">
+                        <a:spLocks noChangeArrowheads="1"/>
+                      </wps:cNvSpPr>
+                      <wps:spPr bwMode="auto">
+                        <a:xfrm>
+                          <a:off x="0" y="0"/>
+                          <a:ext cx="1562735" cy="1404620"/>
+                        </a:xfrm>
+                        <a:prstGeom prst="rect">
+                          <a:avLst/>
+                        </a:prstGeom>
+                        <a:solidFill>
+                          <a:srgbClr val="FFFFFF"/>
+                        </a:solidFill>
+                        <a:ln w="9525">
+                          <a:solidFill>
+                            <a:srgbClr val="000000"/>
+                          </a:solidFill>
+                          <a:miter lim="800000"/>
+                          <a:headEnd/>
+                          <a:tailEnd/>
+                        </a:ln>
+                      </wps:spPr>
+                      <wps:txbx>
+                        <w:txbxContent>
+                          <w:p>
+                            <w:pPr>
+                              <w:jc w:val="center"/>
+                              <w:rPr>
+                                <w:b/>
+                                <w:bCs/>
+                              </w:rPr>
+                            </w:pPr>
+                            <w:r>
+                              <w:rPr>
+                                <w:b/>
+                                <w:bCs/>
+                              </w:rPr>
+                              <w:t>BROWSER</w:t>
+                            </w:r>
+                          </w:p>
+                          <w:p>
+                            <w:pPr>
+                              <w:rPr>
+                                <w:rFonts w:ascii="Times New Roman" w:hAnsi="Times New Roman" w:cs="Times New Roman"/>
+                              </w:rPr>
+                            </w:pPr>
+                            <w:r>
+                              <w:rPr>
+                                <w:rFonts w:ascii="Times New Roman" w:hAnsi="Times New Roman" w:cs="Times New Roman"/>
+                              </w:rPr>
+                              <w:t>-</w:t>
+                            </w:r>
+                            <w:proofErr w:type="spellStart"/>
+                            <w:r>
+                              <w:rPr>
+                                <w:rFonts w:ascii="Times New Roman" w:hAnsi="Times New Roman" w:cs="Times New Roman"/>
+                              </w:rPr>
+                              <w:t>Request</w:t>
+                            </w:r>
+                            <w:proofErr w:type="spellEnd"/>
+                          </w:p>
+                          <w:p>
+                            <w:r>
+                              <w:rPr>
+                                <w:rFonts w:ascii="Times New Roman" w:hAnsi="Times New Roman" w:cs="Times New Roman"/>
+                              </w:rPr>
+                              <w:t>-Response</w:t>
+                            </w:r>
+                          </w:p>
+                        </w:txbxContent>
+                      </wps:txbx>
+                      <wps:bodyPr rot="0" vert="horz" wrap="square" lIns="91440" tIns="45720" rIns="91440" bIns="45720" anchor="t" anchorCtr="0">
+                        <a:spAutoFit/>
+                      </wps:bodyPr>
+                    </wps:wsp>
+                  </a:graphicData>
+                </a:graphic>
+                <wp14:sizeRelH relativeFrom="margin">
+                  <wp14:pctWidth>0</wp14:pctWidth>
+                </wp14:sizeRelH>
+                <wp14:sizeRelV relativeFrom="margin">
+                  <wp14:pctHeight>20000</wp14:pctHeight>
+                </wp14:sizeRelV>
+              </wp:anchor>
+            </w:drawing>
+          </mc:Choice>
+          <mc:Fallback>
+            <w:pict>
+              <v:shape w14:anchorId="7768E278" id="_x0000_s1037" type="#_x0000_t202" style="position:absolute;margin-left:0;margin-top:10.95pt;width:123.05pt;height:110.6pt;z-index:251681792;visibility:visible;mso-wrap-style:square;mso-width-percent:0;mso-height-percent:200;mso-wrap-distance-left:9pt;mso-wrap-distance-top:3.6pt;mso-wrap-distance-right:9pt;mso-wrap-distance-bottom:3.6pt;mso-position-horizontal:left;mso-position-horizontal-relative:margin;mso-position-vertical:absolute;mso-position-vertical-relative:text;mso-width-percent:0;mso-height-percent:200;mso-width-relative:margin;mso-height-relative:margin;v-text-anchor:top" o:gfxdata="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">
+                <v:textbox style="mso-fit-shape-to-text:t">
+                  <w:txbxContent>
+                    <w:p>
+                      <w:pPr>
+                        <w:jc w:val="center"/>
+                        <w:rPr>
+                          <w:b/>
+                          <w:bCs/>
+                        </w:rPr>
+                      </w:pPr>
+                      <w:r>
+                        <w:rPr>
+                          <w:b/>
+                          <w:bCs/>
+                        </w:rPr>
+                        <w:t>BROWSER</w:t>
+                      </w:r>
+                    </w:p>
+                    <w:p>
+                      <w:pPr>
+                        <w:rPr>
+                          <w:rFonts w:ascii="Times New Roman" w:hAnsi="Times New Roman" w:cs="Times New Roman"/>
+                        </w:rPr>
+                      </w:pPr>
+                      <w:r>
+                        <w:rPr>
+                          <w:rFonts w:ascii="Times New Roman" w:hAnsi="Times New Roman" w:cs="Times New Roman"/>
+                        </w:rPr>
+                        <w:t>-</w:t>
+                      </w:r>
+                      <w:proofErr w:type="spellStart"/>
+                      <w:r>
+                        <w:rPr>
+                          <w:rFonts w:ascii="Times New Roman" w:hAnsi="Times New Roman" w:cs="Times New Roman"/>
+                        </w:rPr>
+                        <w:t>Request</w:t>
+                      </w:r>
+                      <w:proofErr w:type="spellEnd"/>
+                    </w:p>
+                    <w:p>
+                      <w:r>
+                        <w:rPr>
+                          <w:rFonts w:ascii="Times New Roman" w:hAnsi="Times New Roman" w:cs="Times New Roman"/>
+                        </w:rPr>
+                        <w:t>-Response</w:t>
+                      </w:r>
+                    </w:p>
+                  </w:txbxContent>
+                </v:textbox>
+                <w10:wrap type="square" anchorx="margin"/>
+              </v:shape>
+            </w:pict>
+          </mc:Fallback>
+        </mc:AlternateContent>
+      </w:r>
+      <w:r>
+        <w:rPr>
+          <w:rFonts w:ascii="Times New Roman" w:hAnsi="Times New Roman" w:cs="Times New Roman"/>
+          <w:noProof/>
+        </w:rPr>
+        <mc:AlternateContent>
+          <mc:Choice Requires="wps">
+            <w:drawing>
+              <wp:anchor distT="45720" distB="45720" distL="114300" distR="114300" simplePos="0" relativeHeight="251683840" behindDoc="0" locked="0" layoutInCell="1" allowOverlap="1" wp14:anchorId="4F7078B1" wp14:editId="40FEF261">
+                <wp:simplePos x="0" y="0"/>
+                <wp:positionH relativeFrom="margin">
+                  <wp:align>left</wp:align>
+                </wp:positionH>
+                <wp:positionV relativeFrom="paragraph">
+                  <wp:posOffset>1667052</wp:posOffset>
+                </wp:positionV>
+                <wp:extent cx="1626235" cy="1404620"/>
+                <wp:effectExtent l="0" t="0" r="12065" b="27940"/>
+                <wp:wrapSquare wrapText="bothSides"/>
+                <wp:docPr id="1536197171" name="Caixa de Texto 2"/>
+                <wp:cNvGraphicFramePr>
+                  <a:graphicFrameLocks xmlns:a="http://schemas.openxmlformats.org/drawingml/2006/main"/>
+                </wp:cNvGraphicFramePr>
+                <a:graphic xmlns:a="http://schemas.openxmlformats.org/drawingml/2006/main">
+                  <a:graphicData uri="http://schemas.microsoft.com/office/word/2010/wordprocessingShape">
+                    <wps:wsp>
+                      <wps:cNvSpPr txBox="1">
+                        <a:spLocks noChangeArrowheads="1"/>
+                      </wps:cNvSpPr>
+                      <wps:spPr bwMode="auto">
+                        <a:xfrm>
+                          <a:off x="0" y="0"/>
+                          <a:ext cx="1626781" cy="1404620"/>
+                        </a:xfrm>
+                        <a:prstGeom prst="rect">
+                          <a:avLst/>
+                        </a:prstGeom>
+                        <a:solidFill>
+                          <a:srgbClr val="FFFFFF"/>
+                        </a:solidFill>
+                        <a:ln w="9525">
+                          <a:solidFill>
+                            <a:srgbClr val="000000"/>
+                          </a:solidFill>
+                          <a:miter lim="800000"/>
+                          <a:headEnd/>
+                          <a:tailEnd/>
+                        </a:ln>
+                      </wps:spPr>
+                      <wps:txbx>
+                        <w:txbxContent>
+                          <w:p>
+                            <w:pPr>
+                              <w:jc w:val="center"/>
+                              <w:rPr>
+                                <w:b/>
+                                <w:bCs/>
+                              </w:rPr>
+                            </w:pPr>
+                            <w:r>
+                              <w:rPr>
+                                <w:b/>
+                                <w:bCs/>
+                              </w:rPr>
+                              <w:t>CLIENTE</w:t>
+                            </w:r>
+                          </w:p>
+                          <w:p>
+                            <w:pPr>
+                              <w:rPr>
+                                <w:rFonts w:ascii="Times New Roman" w:hAnsi="Times New Roman" w:cs="Times New Roman"/>
+                                <w:u w:val="single"/>
+                              </w:rPr>
+                            </w:pPr>
+                          </w:p>
+                          <w:p/>
+                        </w:txbxContent>
+                      </wps:txbx>
+                      <wps:bodyPr rot="0" vert="horz" wrap="square" lIns="91440" tIns="45720" rIns="91440" bIns="45720" anchor="t" anchorCtr="0">
+                        <a:spAutoFit/>
+                      </wps:bodyPr>
+                    </wps:wsp>
+                  </a:graphicData>
+                </a:graphic>
+                <wp14:sizeRelH relativeFrom="margin">
+                  <wp14:pctWidth>0</wp14:pctWidth>
+                </wp14:sizeRelH>
+                <wp14:sizeRelV relativeFrom="margin">
+                  <wp14:pctHeight>20000</wp14:pctHeight>
+                </wp14:sizeRelV>
+              </wp:anchor>
+            </w:drawing>
+          </mc:Choice>
+          <mc:Fallback>
+            <w:pict>
+              <v:shape w14:anchorId="4F7078B1" id="_x0000_s1038" type="#_x0000_t202" style="position:absolute;margin-left:0;margin-top:131.25pt;width:128.05pt;height:110.6pt;z-index:251683840;visibility:visible;mso-wrap-style:square;mso-width-percent:0;mso-height-percent:200;mso-wrap-distance-left:9pt;mso-wrap-distance-top:3.6pt;mso-wrap-distance-right:9pt;mso-wrap-distance-bottom:3.6pt;mso-position-horizontal:left;mso-position-horizontal-relative:margin;mso-position-vertical:absolute;mso-position-vertical-relative:text;mso-width-percent:0;mso-height-percent:200;mso-width-relative:margin;mso-height-relative:margin;v-text-anchor:top" o:gfxdata="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">
+                <v:textbox style="mso-fit-shape-to-text:t">
+                  <w:txbxContent>
+                    <w:p>
+                      <w:pPr>
+                        <w:jc w:val="center"/>
+                        <w:rPr>
+                          <w:b/>
+                          <w:bCs/>
+                        </w:rPr>
+                      </w:pPr>
+                      <w:r>
+                        <w:rPr>
+                          <w:b/>
+                          <w:bCs/>
+                        </w:rPr>
+                        <w:t>CLIENTE</w:t>
+                      </w:r>
+                    </w:p>
+                    <w:p>
+                      <w:pPr>
+                        <w:rPr>
+                          <w:rFonts w:ascii="Times New Roman" w:hAnsi="Times New Roman" w:cs="Times New Roman"/>
+                          <w:u w:val="single"/>
+                        </w:rPr>
+                      </w:pPr>
+                    </w:p>
+                    <w:p/>
+                  </w:txbxContent>
+                </v:textbox>
+                <w10:wrap type="square" anchorx="margin"/>
+              </v:shape>
+            </w:pict>
+          </mc:Fallback>
+        </mc:AlternateContent>
+      </w:r>
+      <w:r>
+        <w:rPr>
+          <w:rFonts w:ascii="Times New Roman" w:hAnsi="Times New Roman" w:cs="Times New Roman"/>
+          <w:noProof/>
+        </w:rPr>
+        <mc:AlternateContent>
+          <mc:Choice Requires="wps">
+            <w:drawing>
+              <wp:anchor distT="45720" distB="45720" distL="114300" distR="114300" simplePos="0" relativeHeight="251687936" behindDoc="0" locked="0" layoutInCell="1" allowOverlap="1" wp14:anchorId="0570A980" wp14:editId="30927294">
+                <wp:simplePos x="0" y="0"/>
+                <wp:positionH relativeFrom="column">
+                  <wp:posOffset>2864086</wp:posOffset>
+                </wp:positionH>
+                <wp:positionV relativeFrom="paragraph">
+                  <wp:posOffset>3438525</wp:posOffset>
+                </wp:positionV>
+                <wp:extent cx="2360930" cy="1404620"/>
+                <wp:effectExtent l="0" t="0" r="22860" b="11430"/>
+                <wp:wrapSquare wrapText="bothSides"/>
+                <wp:docPr id="1207040975" name="Caixa de Texto 2"/>
+                <wp:cNvGraphicFramePr>
+                  <a:graphicFrameLocks xmlns:a="http://schemas.openxmlformats.org/drawingml/2006/main"/>
+                </wp:cNvGraphicFramePr>
+                <a:graphic xmlns:a="http://schemas.openxmlformats.org/drawingml/2006/main">
+                  <a:graphicData uri="http://schemas.microsoft.com/office/word/2010/wordprocessingShape">
+                    <wps:wsp>
+                      <wps:cNvSpPr txBox="1">
+                        <a:spLocks noChangeArrowheads="1"/>
+                      </wps:cNvSpPr>
+                      <wps:spPr bwMode="auto">
+                        <a:xfrm>
+                          <a:off x="0" y="0"/>
+                          <a:ext cx="2360930" cy="1404620"/>
+                        </a:xfrm>
+                        <a:prstGeom prst="rect">
+                          <a:avLst/>
+                        </a:prstGeom>
+                        <a:solidFill>
+                          <a:srgbClr val="FFFFFF"/>
+                        </a:solidFill>
+                        <a:ln w="9525">
+                          <a:solidFill>
+                            <a:srgbClr val="000000"/>
+                          </a:solidFill>
+                          <a:miter lim="800000"/>
+                          <a:headEnd/>
+                          <a:tailEnd/>
+                        </a:ln>
+                      </wps:spPr>
+                      <wps:txbx>
+                        <w:txbxContent>
+                          <w:p>
+                            <w:pPr>
+                              <w:jc w:val="center"/>
+                              <w:rPr>
+                                <w:b/>
+                                <w:bCs/>
+                              </w:rPr>
+                            </w:pPr>
+                            <w:r>
+                              <w:rPr>
+                                <w:b/>
+                                <w:bCs/>
+                              </w:rPr>
+                              <w:t>RESPONSE</w:t>
+                            </w:r>
+                          </w:p>
+                          <w:p>
+                            <w:pPr>
+                              <w:rPr>
+                                <w:rFonts w:ascii="Times New Roman" w:hAnsi="Times New Roman" w:cs="Times New Roman"/>
+                              </w:rPr>
+                            </w:pPr>
+                            <w:r>
+                              <w:rPr>
+                                <w:rFonts w:ascii="Times New Roman" w:hAnsi="Times New Roman" w:cs="Times New Roman"/>
+                              </w:rPr>
+                              <w:t>HEADER</w:t>
+                            </w:r>
+                          </w:p>
+                          <w:p>
+                            <w:pPr>
+                              <w:rPr>
+                                <w:rFonts w:ascii="Times New Roman" w:hAnsi="Times New Roman" w:cs="Times New Roman"/>
+                              </w:rPr>
+                            </w:pPr>
+                            <w:r>
+                              <w:rPr>
+                                <w:rFonts w:ascii="Times New Roman" w:hAnsi="Times New Roman" w:cs="Times New Roman"/>
+                              </w:rPr>
+                              <w:t>Status: 200(ok)</w:t>
+                            </w:r>
+                          </w:p>
+                          <w:p>
+                            <w:pPr>
+                              <w:rPr>
+                                <w:rFonts w:ascii="Times New Roman" w:hAnsi="Times New Roman" w:cs="Times New Roman"/>
+                              </w:rPr>
+                            </w:pPr>
+                          </w:p>
+                          <w:p>
+                            <w:pPr>
+                              <w:rPr>
+                                <w:rFonts w:ascii="Times New Roman" w:hAnsi="Times New Roman" w:cs="Times New Roman"/>
+                              </w:rPr>
+                            </w:pPr>
+                            <w:r>
+                              <w:rPr>
+                                <w:rFonts w:ascii="Times New Roman" w:hAnsi="Times New Roman" w:cs="Times New Roman"/>
+                              </w:rPr>
+                              <w:t>Body:</w:t>
+                            </w:r>
+                          </w:p>
+                          <w:p>
+                            <w:pPr>
+                              <w:rPr>
+                                <w:rFonts w:ascii="Times New Roman" w:hAnsi="Times New Roman" w:cs="Times New Roman"/>
+                              </w:rPr>
+                            </w:pPr>
+                            <w:r>
+                              <w:rPr>
+                                <w:rFonts w:ascii="Times New Roman" w:hAnsi="Times New Roman" w:cs="Times New Roman"/>
+                              </w:rPr>
+                              <w:t xml:space="preserve">-Página </w:t>
+                            </w:r>
+                            <w:proofErr w:type="spellStart"/>
+                            <w:r>
+                              <w:rPr>
+                                <w:rFonts w:ascii="Times New Roman" w:hAnsi="Times New Roman" w:cs="Times New Roman"/>
+                              </w:rPr>
+                              <w:t>html</w:t>
+                            </w:r>
+                            <w:proofErr w:type="spellEnd"/>
+                          </w:p>
+                          <w:p>
+                            <w:pPr>
+                              <w:rPr>
+                                <w:rFonts w:ascii="Times New Roman" w:hAnsi="Times New Roman" w:cs="Times New Roman"/>
+                              </w:rPr>
+                            </w:pPr>
+                            <w:r>
+                              <w:rPr>
+                                <w:rFonts w:ascii="Times New Roman" w:hAnsi="Times New Roman" w:cs="Times New Roman"/>
+                              </w:rPr>
+                              <w:t xml:space="preserve">Ou </w:t>
+                            </w:r>
+                            <w:proofErr w:type="spellStart"/>
+                            <w:r>
+                              <w:rPr>
+                                <w:rFonts w:ascii="Times New Roman" w:hAnsi="Times New Roman" w:cs="Times New Roman"/>
+                              </w:rPr>
+                              <w:t>Json</w:t>
+                            </w:r>
+                            <w:proofErr w:type="spellEnd"/>
+                          </w:p>
+                          <w:p>
+                            <w:r>
+                              <w:rPr>
+                                <w:rFonts w:ascii="Times New Roman" w:hAnsi="Times New Roman" w:cs="Times New Roman"/>
+                              </w:rPr>
+                              <w:t xml:space="preserve">Ou </w:t>
+                            </w:r>
+                            <w:proofErr w:type="spellStart"/>
+                            <w:r>
+                              <w:rPr>
+                                <w:rFonts w:ascii="Times New Roman" w:hAnsi="Times New Roman" w:cs="Times New Roman"/>
+                              </w:rPr>
+                              <w:t>iml</w:t>
+                            </w:r>
+                            <w:proofErr w:type="spellEnd"/>
+                            <w:r>
+                              <w:rPr>
+                                <w:rFonts w:ascii="Times New Roman" w:hAnsi="Times New Roman" w:cs="Times New Roman"/>
+                              </w:rPr>
+                              <w:t xml:space="preserve"> ou XML</w:t>
+                            </w:r>
+                          </w:p>
+                        </w:txbxContent>
+                      </wps:txbx>
+                      <wps:bodyPr rot="0" vert="horz" wrap="square" lIns="91440" tIns="45720" rIns="91440" bIns="45720" anchor="t" anchorCtr="0">
+                        <a:spAutoFit/>
+                      </wps:bodyPr>
+                    </wps:wsp>
+                  </a:graphicData>
+                </a:graphic>
+                <wp14:sizeRelH relativeFrom="margin">
+                  <wp14:pctWidth>40000</wp14:pctWidth>
+                </wp14:sizeRelH>
+                <wp14:sizeRelV relativeFrom="margin">
+                  <wp14:pctHeight>20000</wp14:pctHeight>
+                </wp14:sizeRelV>
+              </wp:anchor>
+            </w:drawing>
+          </mc:Choice>
+          <mc:Fallback>
+            <w:pict>
+              <v:shape w14:anchorId="0570A980" id="_x0000_s1039" type="#_x0000_t202" style="position:absolute;margin-left:225.5pt;margin-top:270.75pt;width:185.9pt;height:110.6pt;z-index:251687936;visibility:visible;mso-wrap-style:square;mso-width-percent:400;mso-height-percent:200;mso-wrap-distance-left:9pt;mso-wrap-distance-top:3.6pt;mso-wrap-distance-right:9pt;mso-wrap-distance-bottom:3.6pt;mso-position-horizontal:absolute;mso-position-horizontal-relative:text;mso-position-vertical:absolute;mso-position-vertical-relative:text;mso-width-percent:400;mso-height-percent:200;mso-width-relative:margin;mso-height-relative:margin;v-text-anchor:top" o:gfxdata="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">
+                <v:textbox style="mso-fit-shape-to-text:t">
+                  <w:txbxContent>
+                    <w:p>
+                      <w:pPr>
+                        <w:jc w:val="center"/>
+                        <w:rPr>
+                          <w:b/>
+                          <w:bCs/>
+                        </w:rPr>
+                      </w:pPr>
+                      <w:r>
+                        <w:rPr>
+                          <w:b/>
+                          <w:bCs/>
+                        </w:rPr>
+                        <w:t>RESPONSE</w:t>
+                      </w:r>
+                    </w:p>
+                    <w:p>
+                      <w:pPr>
+                        <w:rPr>
+                          <w:rFonts w:ascii="Times New Roman" w:hAnsi="Times New Roman" w:cs="Times New Roman"/>
+                        </w:rPr>
+                      </w:pPr>
+                      <w:r>
+                        <w:rPr>
+                          <w:rFonts w:ascii="Times New Roman" w:hAnsi="Times New Roman" w:cs="Times New Roman"/>
+                        </w:rPr>
+                        <w:t>HEADER</w:t>
+                      </w:r>
+                    </w:p>
+                    <w:p>
+                      <w:pPr>
+                        <w:rPr>
+                          <w:rFonts w:ascii="Times New Roman" w:hAnsi="Times New Roman" w:cs="Times New Roman"/>
+                        </w:rPr>
+                      </w:pPr>
+                      <w:r>
+                        <w:rPr>
+                          <w:rFonts w:ascii="Times New Roman" w:hAnsi="Times New Roman" w:cs="Times New Roman"/>
+                        </w:rPr>
+                        <w:t>Status: 200(ok)</w:t>
+                      </w:r>
+                    </w:p>
+                    <w:p>
+                      <w:pPr>
+                        <w:rPr>
+                          <w:rFonts w:ascii="Times New Roman" w:hAnsi="Times New Roman" w:cs="Times New Roman"/>
+                        </w:rPr>
+                      </w:pPr>
+                    </w:p>
+                    <w:p>
+                      <w:pPr>
+                        <w:rPr>
+                          <w:rFonts w:ascii="Times New Roman" w:hAnsi="Times New Roman" w:cs="Times New Roman"/>
+                        </w:rPr>
+                      </w:pPr>
+                      <w:r>
+                        <w:rPr>
+                          <w:rFonts w:ascii="Times New Roman" w:hAnsi="Times New Roman" w:cs="Times New Roman"/>
+                        </w:rPr>
+                        <w:t>Body:</w:t>
+                      </w:r>
+                    </w:p>
+                    <w:p>
+                      <w:pPr>
+                        <w:rPr>
+                          <w:rFonts w:ascii="Times New Roman" w:hAnsi="Times New Roman" w:cs="Times New Roman"/>
+                        </w:rPr>
+                      </w:pPr>
+                      <w:r>
+                        <w:rPr>
+                          <w:rFonts w:ascii="Times New Roman" w:hAnsi="Times New Roman" w:cs="Times New Roman"/>
+                        </w:rPr>
+                        <w:t xml:space="preserve">-Página </w:t>
+                      </w:r>
+                      <w:proofErr w:type="spellStart"/>
+                      <w:r>
+                        <w:rPr>
+                          <w:rFonts w:ascii="Times New Roman" w:hAnsi="Times New Roman" w:cs="Times New Roman"/>
+                        </w:rPr>
+                        <w:t>html</w:t>
+                      </w:r>
+                      <w:proofErr w:type="spellEnd"/>
+                    </w:p>
+                    <w:p>
+                      <w:pPr>
+                        <w:rPr>
+                          <w:rFonts w:ascii="Times New Roman" w:hAnsi="Times New Roman" w:cs="Times New Roman"/>
+                        </w:rPr>
+                      </w:pPr>
+                      <w:r>
+                        <w:rPr>
+                          <w:rFonts w:ascii="Times New Roman" w:hAnsi="Times New Roman" w:cs="Times New Roman"/>
+                        </w:rPr>
+                        <w:t xml:space="preserve">Ou </w:t>
+                      </w:r>
+                      <w:proofErr w:type="spellStart"/>
+                      <w:r>
+                        <w:rPr>
+                          <w:rFonts w:ascii="Times New Roman" w:hAnsi="Times New Roman" w:cs="Times New Roman"/>
+                        </w:rPr>
+                        <w:t>Json</w:t>
+                      </w:r>
+                      <w:proofErr w:type="spellEnd"/>
+                    </w:p>
+                    <w:p>
+                      <w:r>
+                        <w:rPr>
+                          <w:rFonts w:ascii="Times New Roman" w:hAnsi="Times New Roman" w:cs="Times New Roman"/>
+                        </w:rPr>
+                        <w:t xml:space="preserve">Ou </w:t>
+                      </w:r>
+                      <w:proofErr w:type="spellStart"/>
+                      <w:r>
+                        <w:rPr>
+                          <w:rFonts w:ascii="Times New Roman" w:hAnsi="Times New Roman" w:cs="Times New Roman"/>
+                        </w:rPr>
+                        <w:t>iml</w:t>
+                      </w:r>
+                      <w:proofErr w:type="spellEnd"/>
+                      <w:r>
+                        <w:rPr>
+                          <w:rFonts w:ascii="Times New Roman" w:hAnsi="Times New Roman" w:cs="Times New Roman"/>
+                        </w:rPr>
+                        <w:t xml:space="preserve"> ou XML</w:t>
+                      </w:r>
+                    </w:p>
+                  </w:txbxContent>
+                </v:textbox>
+                <w10:wrap type="square"/>
+              </v:shape>
+            </w:pict>
+          </mc:Fallback>
+        </mc:AlternateContent>
+      </w:r>
+      <w:r>
+        <w:rPr>
+          <w:rFonts w:ascii="Times New Roman" w:hAnsi="Times New Roman" w:cs="Times New Roman"/>
+          <w:noProof/>
+        </w:rPr>
+        <mc:AlternateContent>
+          <mc:Choice Requires="wps">
+            <w:drawing>
+              <wp:anchor distT="45720" distB="45720" distL="114300" distR="114300" simplePos="0" relativeHeight="251685888" behindDoc="0" locked="0" layoutInCell="1" allowOverlap="1" wp14:anchorId="2A3C8441" wp14:editId="2CE6D059">
+                <wp:simplePos x="0" y="0"/>
+                <wp:positionH relativeFrom="column">
+                  <wp:posOffset>345115</wp:posOffset>
+                </wp:positionH>
+                <wp:positionV relativeFrom="paragraph">
+                  <wp:posOffset>3437610</wp:posOffset>
+                </wp:positionV>
+                <wp:extent cx="2360930" cy="1404620"/>
+                <wp:effectExtent l="0" t="0" r="22860" b="11430"/>
+                <wp:wrapSquare wrapText="bothSides"/>
+                <wp:docPr id="1792330322" name="Caixa de Texto 2"/>
+                <wp:cNvGraphicFramePr>
+                  <a:graphicFrameLocks xmlns:a="http://schemas.openxmlformats.org/drawingml/2006/main"/>
+                </wp:cNvGraphicFramePr>
+                <a:graphic xmlns:a="http://schemas.openxmlformats.org/drawingml/2006/main">
+                  <a:graphicData uri="http://schemas.microsoft.com/office/word/2010/wordprocessingShape">
+                    <wps:wsp>
+                      <wps:cNvSpPr txBox="1">
+                        <a:spLocks noChangeArrowheads="1"/>
+                      </wps:cNvSpPr>
+                      <wps:spPr bwMode="auto">
+                        <a:xfrm>
+                          <a:off x="0" y="0"/>
+                          <a:ext cx="2360930" cy="1404620"/>
+                        </a:xfrm>
+                        <a:prstGeom prst="rect">
+                          <a:avLst/>
+                        </a:prstGeom>
+                        <a:solidFill>
+                          <a:srgbClr val="FFFFFF"/>
+                        </a:solidFill>
+                        <a:ln w="9525">
+                          <a:solidFill>
+                            <a:srgbClr val="000000"/>
+                          </a:solidFill>
+                          <a:miter lim="800000"/>
+                          <a:headEnd/>
+                          <a:tailEnd/>
+                        </a:ln>
+                      </wps:spPr>
+                      <wps:txbx>
+                        <w:txbxContent>
+                          <w:p>
+                            <w:pPr>
+                              <w:jc w:val="center"/>
+                              <w:rPr>
+                                <w:b/>
+                                <w:bCs/>
+                              </w:rPr>
+                            </w:pPr>
+                            <w:r>
+                              <w:rPr>
+                                <w:b/>
+                                <w:bCs/>
+                              </w:rPr>
+                              <w:t>REQUEST</w:t>
+                            </w:r>
+                            <w:r>
+                              <w:rPr>
+                                <w:b/>
+                                <w:bCs/>
+                              </w:rPr>
+                              <w:tab/>
+                            </w:r>
+                          </w:p>
+                          <w:p>
+                            <w:pPr>
+                              <w:rPr>
+                                <w:rFonts w:ascii="Times New Roman" w:hAnsi="Times New Roman" w:cs="Times New Roman"/>
+                              </w:rPr>
+                            </w:pPr>
+                            <w:r>
+                              <w:rPr>
+                                <w:rFonts w:ascii="Times New Roman" w:hAnsi="Times New Roman" w:cs="Times New Roman"/>
+                              </w:rPr>
+                              <w:t>HEADER</w:t>
+                            </w:r>
+                          </w:p>
+                          <w:p>
+                            <w:pPr>
+                              <w:rPr>
+                                <w:rFonts w:ascii="Times New Roman" w:hAnsi="Times New Roman" w:cs="Times New Roman"/>
+                              </w:rPr>
+                            </w:pPr>
+                            <w:r>
+                              <w:rPr>
+                                <w:rFonts w:ascii="Times New Roman" w:hAnsi="Times New Roman" w:cs="Times New Roman"/>
+                              </w:rPr>
+                              <w:t>URL: (ROTA)</w:t>
+                            </w:r>
+                          </w:p>
+                          <w:p>
+                            <w:pPr>
+                              <w:rPr>
+                                <w:rFonts w:ascii="Times New Roman" w:hAnsi="Times New Roman" w:cs="Times New Roman"/>
+                              </w:rPr>
+                            </w:pPr>
+                            <w:r>
+                              <w:rPr>
+                                <w:rFonts w:ascii="Times New Roman" w:hAnsi="Times New Roman" w:cs="Times New Roman"/>
+                              </w:rPr>
+                              <w:t>http: GET|POST|PUT</w:t>
+                            </w:r>
+                          </w:p>
+                          <w:p>
+                            <w:pPr>
+                              <w:rPr>
+                                <w:rFonts w:ascii="Times New Roman" w:hAnsi="Times New Roman" w:cs="Times New Roman"/>
+                              </w:rPr>
+                            </w:pPr>
+                          </w:p>
+                          <w:p>
+                            <w:pPr>
+                              <w:rPr>
+                                <w:rFonts w:ascii="Times New Roman" w:hAnsi="Times New Roman" w:cs="Times New Roman"/>
+                              </w:rPr>
+                            </w:pPr>
+                            <w:r>
+                              <w:rPr>
+                                <w:rFonts w:ascii="Times New Roman" w:hAnsi="Times New Roman" w:cs="Times New Roman"/>
+                              </w:rPr>
+                              <w:t>Body</w:t>
+                            </w:r>
+                          </w:p>
+                          <w:p>
+                            <w:pPr>
+                              <w:rPr>
+                                <w:rFonts w:ascii="Times New Roman" w:hAnsi="Times New Roman" w:cs="Times New Roman"/>
+                              </w:rPr>
+                            </w:pPr>
+                            <w:r>
+                              <w:rPr>
+                                <w:rFonts w:ascii="Times New Roman" w:hAnsi="Times New Roman" w:cs="Times New Roman"/>
+                              </w:rPr>
+                              <w:t>Jason</w:t>
+                            </w:r>
+                          </w:p>
+                          <w:p>
+                            <w:pPr>
+                              <w:rPr>
+                                <w:rFonts w:ascii="Times New Roman" w:hAnsi="Times New Roman" w:cs="Times New Roman"/>
+                              </w:rPr>
+                            </w:pPr>
+                            <w:r>
+                              <w:rPr>
+                                <w:rFonts w:ascii="Times New Roman" w:hAnsi="Times New Roman" w:cs="Times New Roman"/>
+                              </w:rPr>
+                              <w:t xml:space="preserve">Query </w:t>
+                            </w:r>
+                            <w:proofErr w:type="spellStart"/>
+                            <w:r>
+                              <w:rPr>
+                                <w:rFonts w:ascii="Times New Roman" w:hAnsi="Times New Roman" w:cs="Times New Roman"/>
+                              </w:rPr>
+                              <w:t>String</w:t>
+                            </w:r>
+                            <w:proofErr w:type="spellEnd"/>
+                            <w:r>
+                              <w:rPr>
+                                <w:rFonts w:ascii="Times New Roman" w:hAnsi="Times New Roman" w:cs="Times New Roman"/>
+                              </w:rPr>
+                              <w:t xml:space="preserve"> </w:t>
+                            </w:r>
+                            <w:proofErr w:type="spellStart"/>
+                            <w:r>
+                              <w:rPr>
+                                <w:rFonts w:ascii="Times New Roman" w:hAnsi="Times New Roman" w:cs="Times New Roman"/>
+                              </w:rPr>
+                              <w:t>Parametro</w:t>
+                            </w:r>
+                            <w:proofErr w:type="spellEnd"/>
+                          </w:p>
+                          <w:p>
+                            <w:r>
+                              <w:rPr>
+                                <w:rFonts w:ascii="Times New Roman" w:hAnsi="Times New Roman" w:cs="Times New Roman"/>
+                              </w:rPr>
+                              <w:t>(FORA)</w:t>
+                            </w:r>
+                          </w:p>
+                        </w:txbxContent>
+                      </wps:txbx>
+                      <wps:bodyPr rot="0" vert="horz" wrap="square" lIns="91440" tIns="45720" rIns="91440" bIns="45720" anchor="t" anchorCtr="0">
+                        <a:spAutoFit/>
+                      </wps:bodyPr>
+                    </wps:wsp>
+                  </a:graphicData>
+                </a:graphic>
+                <wp14:sizeRelH relativeFrom="margin">
+                  <wp14:pctWidth>40000</wp14:pctWidth>
+                </wp14:sizeRelH>
+                <wp14:sizeRelV relativeFrom="margin">
+                  <wp14:pctHeight>20000</wp14:pctHeight>
+                </wp14:sizeRelV>
+              </wp:anchor>
+            </w:drawing>
+          </mc:Choice>
+          <mc:Fallback>
+            <w:pict>
+              <v:shape w14:anchorId="2A3C8441" id="_x0000_s1040" type="#_x0000_t202" style="position:absolute;margin-left:27.15pt;margin-top:270.7pt;width:185.9pt;height:110.6pt;z-index:251685888;visibility:visible;mso-wrap-style:square;mso-width-percent:400;mso-height-percent:200;mso-wrap-distance-left:9pt;mso-wrap-distance-top:3.6pt;mso-wrap-distance-right:9pt;mso-wrap-distance-bottom:3.6pt;mso-position-horizontal:absolute;mso-position-horizontal-relative:text;mso-position-vertical:absolute;mso-position-vertical-relative:text;mso-width-percent:400;mso-height-percent:200;mso-width-relative:margin;mso-height-relative:margin;v-text-anchor:top" o:gfxdata="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">
+                <v:textbox style="mso-fit-shape-to-text:t">
+                  <w:txbxContent>
+                    <w:p>
+                      <w:pPr>
+                        <w:jc w:val="center"/>
+                        <w:rPr>
+                          <w:b/>
+                          <w:bCs/>
+                        </w:rPr>
+                      </w:pPr>
+                      <w:r>
+                        <w:rPr>
+                          <w:b/>
+                          <w:bCs/>
+                        </w:rPr>
+                        <w:t>REQUEST</w:t>
+                      </w:r>
+                      <w:r>
+                        <w:rPr>
+                          <w:b/>
+                          <w:bCs/>
+                        </w:rPr>
+                        <w:tab/>
+                      </w:r>
+                    </w:p>
+                    <w:p>
+                      <w:pPr>
+                        <w:rPr>
+                          <w:rFonts w:ascii="Times New Roman" w:hAnsi="Times New Roman" w:cs="Times New Roman"/>
+                        </w:rPr>
+                      </w:pPr>
+                      <w:r>
+                        <w:rPr>
+                          <w:rFonts w:ascii="Times New Roman" w:hAnsi="Times New Roman" w:cs="Times New Roman"/>
+                        </w:rPr>
+                        <w:t>HEADER</w:t>
+                      </w:r>
+                    </w:p>
+                    <w:p>
+                      <w:pPr>
+                        <w:rPr>
+                          <w:rFonts w:ascii="Times New Roman" w:hAnsi="Times New Roman" w:cs="Times New Roman"/>
+                        </w:rPr>
+                      </w:pPr>
+                      <w:r>
+                        <w:rPr>
+                          <w:rFonts w:ascii="Times New Roman" w:hAnsi="Times New Roman" w:cs="Times New Roman"/>
+                        </w:rPr>
+                        <w:t>URL: (ROTA)</w:t>
+                      </w:r>
+                    </w:p>
+                    <w:p>
+                      <w:pPr>
+                        <w:rPr>
+                          <w:rFonts w:ascii="Times New Roman" w:hAnsi="Times New Roman" w:cs="Times New Roman"/>
+                        </w:rPr>
+                      </w:pPr>
+                      <w:r>
+                        <w:rPr>
+                          <w:rFonts w:ascii="Times New Roman" w:hAnsi="Times New Roman" w:cs="Times New Roman"/>
+                        </w:rPr>
+                        <w:t>http: GET|POST|PUT</w:t>
+                      </w:r>
+                    </w:p>
+                    <w:p>
+                      <w:pPr>
+                        <w:rPr>
+                          <w:rFonts w:ascii="Times New Roman" w:hAnsi="Times New Roman" w:cs="Times New Roman"/>
+                        </w:rPr>
+                      </w:pPr>
+                    </w:p>
+                    <w:p>
+                      <w:pPr>
+                        <w:rPr>
+                          <w:rFonts w:ascii="Times New Roman" w:hAnsi="Times New Roman" w:cs="Times New Roman"/>
+                        </w:rPr>
+                      </w:pPr>
+                      <w:r>
+                        <w:rPr>
+                          <w:rFonts w:ascii="Times New Roman" w:hAnsi="Times New Roman" w:cs="Times New Roman"/>
+                        </w:rPr>
+                        <w:t>Body</w:t>
+                      </w:r>
+                    </w:p>
+                    <w:p>
+                      <w:pPr>
+                        <w:rPr>
+                          <w:rFonts w:ascii="Times New Roman" w:hAnsi="Times New Roman" w:cs="Times New Roman"/>
+                        </w:rPr>
+                      </w:pPr>
+                      <w:r>
+                        <w:rPr>
+                          <w:rFonts w:ascii="Times New Roman" w:hAnsi="Times New Roman" w:cs="Times New Roman"/>
+                        </w:rPr>
+                        <w:t>Jason</w:t>
+                      </w:r>
+                    </w:p>
+                    <w:p>
+                      <w:pPr>
+                        <w:rPr>
+                          <w:rFonts w:ascii="Times New Roman" w:hAnsi="Times New Roman" w:cs="Times New Roman"/>
+                        </w:rPr>
+                      </w:pPr>
+                      <w:r>
+                        <w:rPr>
+                          <w:rFonts w:ascii="Times New Roman" w:hAnsi="Times New Roman" w:cs="Times New Roman"/>
+                        </w:rPr>
+                        <w:t xml:space="preserve">Query </w:t>
+                      </w:r>
+                      <w:proofErr w:type="spellStart"/>
+                      <w:r>
+                        <w:rPr>
+                          <w:rFonts w:ascii="Times New Roman" w:hAnsi="Times New Roman" w:cs="Times New Roman"/>
+                        </w:rPr>
+                        <w:t>String</w:t>
+                      </w:r>
+                      <w:proofErr w:type="spellEnd"/>
+                      <w:r>
+                        <w:rPr>
+                          <w:rFonts w:ascii="Times New Roman" w:hAnsi="Times New Roman" w:cs="Times New Roman"/>
+                        </w:rPr>
+                        <w:t xml:space="preserve"> </w:t>
+                      </w:r>
+                      <w:proofErr w:type="spellStart"/>
+                      <w:r>
+                        <w:rPr>
+                          <w:rFonts w:ascii="Times New Roman" w:hAnsi="Times New Roman" w:cs="Times New Roman"/>
+                        </w:rPr>
+                        <w:t>Parametro</w:t>
+                      </w:r>
+                      <w:proofErr w:type="spellEnd"/>
+                    </w:p>
+                    <w:p>
+                      <w:r>
+                        <w:rPr>
+                          <w:rFonts w:ascii="Times New Roman" w:hAnsi="Times New Roman" w:cs="Times New Roman"/>
+                        </w:rPr>
+                        <w:t>(FORA)</w:t>
+                      </w:r>
+                    </w:p>
+                  </w:txbxContent>
+                </v:textbox>
+                <w10:wrap type="square"/>
+              </v:shape>
+            </w:pict>
+          </mc:Fallback>
+        </mc:AlternateContent>
+      </w:r>
+    </w:p>
+    <w:p>
+      <w:pPr>
+        <w:rPr>
+          <w:rFonts w:ascii="Times New Roman" w:hAnsi="Times New Roman" w:cs="Times New Roman"/>
+        </w:rPr>
+      </w:pPr>
+    </w:p>
+    <w:p>
+      <w:pPr>
+        <w:rPr>
+          <w:rFonts w:ascii="Times New Roman" w:hAnsi="Times New Roman" w:cs="Times New Roman"/>
+        </w:rPr>
+      </w:pPr>
+    </w:p>
+    <w:p>
+      <w:pPr>
+        <w:rPr>
+          <w:rFonts w:ascii="Times New Roman" w:hAnsi="Times New Roman" w:cs="Times New Roman"/>
+        </w:rPr>
+      </w:pPr>
+    </w:p>
+    <w:p>
+      <w:pPr>
+        <w:rPr>
+          <w:rFonts w:ascii="Times New Roman" w:hAnsi="Times New Roman" w:cs="Times New Roman"/>
+        </w:rPr>
+      </w:pPr>
+    </w:p>
+    <w:p>
+      <w:pPr>
+        <w:rPr>
+          <w:rFonts w:ascii="Times New Roman" w:hAnsi="Times New Roman" w:cs="Times New Roman"/>
+        </w:rPr>
+      </w:pPr>
+    </w:p>
+    <w:p>
+      <w:pPr>
+        <w:rPr>
+          <w:rFonts w:ascii="Times New Roman" w:hAnsi="Times New Roman" w:cs="Times New Roman"/>
+        </w:rPr>
+      </w:pPr>
+    </w:p>
+    <w:p>
+      <w:pPr>
+        <w:rPr>
+          <w:rFonts w:ascii="Times New Roman" w:hAnsi="Times New Roman" w:cs="Times New Roman"/>
+        </w:rPr>
+      </w:pPr>
+    </w:p>
+    <w:p>
+      <w:pPr>
+        <w:rPr>
+          <w:rFonts w:ascii="Times New Roman" w:hAnsi="Times New Roman" w:cs="Times New Roman"/>
+        </w:rPr>
+      </w:pPr>
+    </w:p>
+    <w:p>
+      <w:pPr>
+        <w:rPr>
+          <w:rFonts w:ascii="Times New Roman" w:hAnsi="Times New Roman" w:cs="Times New Roman"/>
+        </w:rPr>
+      </w:pPr>
+    </w:p>
+    <w:p>
+      <w:pPr>
+        <w:rPr>
+          <w:rFonts w:ascii="Times New Roman" w:hAnsi="Times New Roman" w:cs="Times New Roman"/>
+        </w:rPr>
+      </w:pPr>
+    </w:p>
+    <w:p>
+      <w:pPr>
+        <w:rPr>
+          <w:rFonts w:ascii="Times New Roman" w:hAnsi="Times New Roman" w:cs="Times New Roman"/>
+        </w:rPr>
+      </w:pPr>
+    </w:p>
+    <w:p>
+      <w:pPr>
+        <w:rPr>
+          <w:rFonts w:ascii="Times New Roman" w:hAnsi="Times New Roman" w:cs="Times New Roman"/>
+        </w:rPr>
+      </w:pPr>
+    </w:p>
+    <w:p>
+      <w:pPr>
+        <w:rPr>
+          <w:rFonts w:ascii="Times New Roman" w:hAnsi="Times New Roman" w:cs="Times New Roman"/>
+        </w:rPr>
+      </w:pPr>
+    </w:p>
+    <w:p>
+      <w:pPr>
+        <w:rPr>
+          <w:rFonts w:ascii="Times New Roman" w:hAnsi="Times New Roman" w:cs="Times New Roman"/>
+        </w:rPr>
+      </w:pPr>
+    </w:p>
+    <w:p>
+      <w:pPr>
+        <w:rPr>
+          <w:rFonts w:ascii="Times New Roman" w:hAnsi="Times New Roman" w:cs="Times New Roman"/>
+        </w:rPr>
+      </w:pPr>
+    </w:p>
+    <w:p>
+      <w:pPr>
+        <w:rPr>
+          <w:rFonts w:ascii="Times New Roman" w:hAnsi="Times New Roman" w:cs="Times New Roman"/>
+        </w:rPr>
+      </w:pPr>
+    </w:p>
+    <w:p>
+      <w:pPr>
+        <w:rPr>
+          <w:rFonts w:ascii="Times New Roman" w:hAnsi="Times New Roman" w:cs="Times New Roman"/>
+        </w:rPr>
+      </w:pPr>
+    </w:p>
+    <w:p>
+      <w:pPr>
+        <w:rPr>
+          <w:rFonts w:ascii="Times New Roman" w:hAnsi="Times New Roman" w:cs="Times New Roman"/>
+        </w:rPr>
+      </w:pPr>
+    </w:p>
+    <w:p>
+      <w:pPr>
+        <w:rPr>
+          <w:rFonts w:ascii="Times New Roman" w:hAnsi="Times New Roman" w:cs="Times New Roman"/>
+        </w:rPr>
+      </w:pPr>
+    </w:p>
+    <w:p>
+      <w:pPr>
+        <w:rPr>
+          <w:rFonts w:ascii="Times New Roman" w:hAnsi="Times New Roman" w:cs="Times New Roman"/>
+        </w:rPr>
+      </w:pPr>
+    </w:p>
+    <w:p>
+      <w:pPr>
+        <w:tabs>
+          <w:tab w:val="left" w:pos="4722"/>
+        </w:tabs>
+        <w:rPr>
+          <w:rFonts w:ascii="Times New Roman" w:hAnsi="Times New Roman" w:cs="Times New Roman"/>
+        </w:rPr>
+      </w:pPr>
+      <w:r>
+        <w:rPr>
+          <w:rFonts w:ascii="Times New Roman" w:hAnsi="Times New Roman" w:cs="Times New Roman"/>
+        </w:rPr>
+        <w:tab/>
+      </w:r>
+    </w:p>
+    <w:p>
+      <w:pPr>
+        <w:tabs>
+          <w:tab w:val="left" w:pos="4722"/>
+        </w:tabs>
+        <w:rPr>
+          <w:rFonts w:ascii="Times New Roman" w:hAnsi="Times New Roman" w:cs="Times New Roman"/>
+        </w:rPr>
+      </w:pPr>
+      <w:r>
+        <w:rPr>
+          <w:rFonts w:ascii="Times New Roman" w:hAnsi="Times New Roman" w:cs="Times New Roman"/>
+        </w:rPr>
+        <w:t>3xx -Redirecionamento</w:t>
+      </w:r>
+    </w:p>
+    <w:p>
+      <w:pPr>
+        <w:tabs>
+          <w:tab w:val="left" w:pos="4722"/>
+        </w:tabs>
+        <w:rPr>
+          <w:rFonts w:ascii="Times New Roman" w:hAnsi="Times New Roman" w:cs="Times New Roman"/>
+        </w:rPr>
+      </w:pPr>
+      <w:r>
+        <w:rPr>
+          <w:rFonts w:ascii="Times New Roman" w:hAnsi="Times New Roman" w:cs="Times New Roman"/>
+        </w:rPr>
+        <w:t>404 -</w:t>
+      </w:r>
+      <w:proofErr w:type="spellStart"/>
+      <w:r>
+        <w:rPr>
+          <w:rFonts w:ascii="Times New Roman" w:hAnsi="Times New Roman" w:cs="Times New Roman"/>
+        </w:rPr>
+        <w:t>Not</w:t>
+      </w:r>
+      <w:proofErr w:type="spellEnd"/>
+      <w:r>
+        <w:rPr>
+          <w:rFonts w:ascii="Times New Roman" w:hAnsi="Times New Roman" w:cs="Times New Roman"/>
+        </w:rPr>
+        <w:t xml:space="preserve"> </w:t>
+      </w:r>
+      <w:proofErr w:type="spellStart"/>
+      <w:r>
+        <w:rPr>
+          <w:rFonts w:ascii="Times New Roman" w:hAnsi="Times New Roman" w:cs="Times New Roman"/>
+        </w:rPr>
+        <w:t>Found</w:t>
+      </w:r>
+      <w:proofErr w:type="spellEnd"/>
+    </w:p>
+    <w:p>
+      <w:pPr>
+        <w:tabs>
+          <w:tab w:val="left" w:pos="4722"/>
+        </w:tabs>
+        <w:rPr>
+          <w:rFonts w:ascii="Times New Roman" w:hAnsi="Times New Roman" w:cs="Times New Roman"/>
+        </w:rPr>
+      </w:pPr>
+      <w:r>
+        <w:rPr>
+          <w:rFonts w:ascii="Times New Roman" w:hAnsi="Times New Roman" w:cs="Times New Roman"/>
+        </w:rPr>
+        <w:t xml:space="preserve">402 – </w:t>
+      </w:r>
+      <w:proofErr w:type="spellStart"/>
+      <w:r>
+        <w:rPr>
+          <w:rFonts w:ascii="Times New Roman" w:hAnsi="Times New Roman" w:cs="Times New Roman"/>
+        </w:rPr>
+        <w:t>Payment</w:t>
+      </w:r>
+      <w:proofErr w:type="spellEnd"/>
+      <w:r>
+        <w:rPr>
+          <w:rFonts w:ascii="Times New Roman" w:hAnsi="Times New Roman" w:cs="Times New Roman"/>
+        </w:rPr>
+        <w:t xml:space="preserve"> </w:t>
+      </w:r>
+      <w:proofErr w:type="spellStart"/>
+      <w:r>
+        <w:rPr>
+          <w:rFonts w:ascii="Times New Roman" w:hAnsi="Times New Roman" w:cs="Times New Roman"/>
+        </w:rPr>
+        <w:t>needed</w:t>
+      </w:r>
+      <w:proofErr w:type="spellEnd"/>
+    </w:p>
+    <w:p>
+      <w:pPr>
+        <w:tabs>
+          <w:tab w:val="left" w:pos="4722"/>
+        </w:tabs>
+        <w:rPr>
+          <w:rFonts w:ascii="Times New Roman" w:hAnsi="Times New Roman" w:cs="Times New Roman"/>
+        </w:rPr>
+      </w:pPr>
+      <w:r>
+        <w:rPr>
+          <w:rFonts w:ascii="Times New Roman" w:hAnsi="Times New Roman" w:cs="Times New Roman"/>
+        </w:rPr>
+        <w:t>4xx – Erro no cliente</w:t>
+      </w:r>
+    </w:p>
+    <w:p>
+      <w:pPr>
+        <w:tabs>
+          <w:tab w:val="left" w:pos="4722"/>
+        </w:tabs>
+        <w:rPr>
+          <w:rFonts w:ascii="Times New Roman" w:hAnsi="Times New Roman" w:cs="Times New Roman"/>
+        </w:rPr>
+      </w:pPr>
+      <w:r>
+        <w:rPr>
+          <w:rFonts w:ascii="Times New Roman" w:hAnsi="Times New Roman" w:cs="Times New Roman"/>
+        </w:rPr>
+        <w:t>5xx – Erro no servidor</w:t>
+      </w:r>
+    </w:p>
+    <w:p>
+      <w:pPr>
+        <w:jc w:val="center"/>
+        <w:rPr>
+          <w:rFonts w:ascii="Times New Roman" w:hAnsi="Times New Roman" w:cs="Times New Roman"/>
+          <w:b/>
+          <w:bCs/>
+        </w:rPr>
+      </w:pPr>
+      <w:r>
+        <w:rPr>
+          <w:rFonts w:ascii="Times New Roman" w:hAnsi="Times New Roman" w:cs="Times New Roman"/>
+          <w:b/>
+          <w:bCs/>
+        </w:rPr>
+        <w:br w:type="page"/>
+      </w:r>
+      <w:r>
+        <w:rPr>
+          <w:rFonts w:ascii="Times New Roman" w:hAnsi="Times New Roman" w:cs="Times New Roman"/>
+          <w:b/>
+          <w:bCs/>
+        </w:rPr>
+        <w:lastRenderedPageBreak/>
+        <w:t>MVC (Model-</w:t>
+      </w:r>
+      <w:proofErr w:type="spellStart"/>
+      <w:r>
+        <w:rPr>
+          <w:rFonts w:ascii="Times New Roman" w:hAnsi="Times New Roman" w:cs="Times New Roman"/>
+          <w:b/>
+          <w:bCs/>
+        </w:rPr>
+        <w:t>View</w:t>
+      </w:r>
+      <w:proofErr w:type="spellEnd"/>
+      <w:r>
+        <w:rPr>
+          <w:rFonts w:ascii="Times New Roman" w:hAnsi="Times New Roman" w:cs="Times New Roman"/>
+          <w:b/>
+          <w:bCs/>
+        </w:rPr>
+        <w:t>-</w:t>
+      </w:r>
+      <w:proofErr w:type="spellStart"/>
+      <w:r>
+        <w:rPr>
+          <w:rFonts w:ascii="Times New Roman" w:hAnsi="Times New Roman" w:cs="Times New Roman"/>
+          <w:b/>
+          <w:bCs/>
+        </w:rPr>
+        <w:t>Controller</w:t>
+      </w:r>
+      <w:proofErr w:type="spellEnd"/>
+      <w:r>
+        <w:rPr>
+          <w:rFonts w:ascii="Times New Roman" w:hAnsi="Times New Roman" w:cs="Times New Roman"/>
+          <w:b/>
+          <w:bCs/>
+        </w:rPr>
+        <w:t>)</w:t>
+      </w:r>
+    </w:p>
+    <w:p>
+      <w:pPr>
+        <w:rPr>
+          <w:rFonts w:ascii="Times New Roman" w:hAnsi="Times New Roman" w:cs="Times New Roman"/>
+        </w:rPr>
+      </w:pPr>
+      <w:r>
+        <w:rPr>
+          <w:rFonts w:ascii="Times New Roman" w:hAnsi="Times New Roman" w:cs="Times New Roman"/>
+        </w:rPr>
+        <w:t>Model (BD)</w:t>
+      </w:r>
+    </w:p>
+    <w:p>
+      <w:pPr>
+        <w:rPr>
+          <w:rFonts w:ascii="Times New Roman" w:hAnsi="Times New Roman" w:cs="Times New Roman"/>
+        </w:rPr>
+      </w:pPr>
+      <w:r>
+        <w:rPr>
+          <w:rFonts w:ascii="Times New Roman" w:hAnsi="Times New Roman" w:cs="Times New Roman"/>
+        </w:rPr>
+        <w:t>-Regras de negocio</w:t>
+      </w:r>
+    </w:p>
+    <w:p>
+      <w:pPr>
+        <w:rPr>
+          <w:rFonts w:ascii="Times New Roman" w:hAnsi="Times New Roman" w:cs="Times New Roman"/>
+        </w:rPr>
+      </w:pPr>
+      <w:r>
+        <w:rPr>
+          <w:rFonts w:ascii="Times New Roman" w:hAnsi="Times New Roman" w:cs="Times New Roman"/>
+        </w:rPr>
+        <w:t>-Tabelas</w:t>
+      </w:r>
+    </w:p>
+    <w:p>
+      <w:pPr>
+        <w:rPr>
+          <w:rFonts w:ascii="Times New Roman" w:hAnsi="Times New Roman" w:cs="Times New Roman"/>
+        </w:rPr>
+      </w:pPr>
+      <w:r>
+        <w:rPr>
+          <w:rFonts w:ascii="Times New Roman" w:hAnsi="Times New Roman" w:cs="Times New Roman"/>
+        </w:rPr>
+        <w:t>-Conexão com BD</w:t>
+      </w:r>
+    </w:p>
+    <w:p>
+      <w:pPr>
+        <w:rPr>
+          <w:rFonts w:ascii="Times New Roman" w:hAnsi="Times New Roman" w:cs="Times New Roman"/>
+        </w:rPr>
+      </w:pPr>
+    </w:p>
+    <w:p>
+      <w:pPr>
+        <w:rPr>
+          <w:rFonts w:ascii="Times New Roman" w:hAnsi="Times New Roman" w:cs="Times New Roman"/>
+        </w:rPr>
+      </w:pPr>
+      <w:proofErr w:type="spellStart"/>
+      <w:r>
+        <w:rPr>
+          <w:rFonts w:ascii="Times New Roman" w:hAnsi="Times New Roman" w:cs="Times New Roman"/>
+        </w:rPr>
+        <w:t>View</w:t>
+      </w:r>
+      <w:proofErr w:type="spellEnd"/>
+      <w:r>
+        <w:rPr>
+          <w:rFonts w:ascii="Times New Roman" w:hAnsi="Times New Roman" w:cs="Times New Roman"/>
+        </w:rPr>
+        <w:t xml:space="preserve"> (</w:t>
+      </w:r>
+      <w:proofErr w:type="spellStart"/>
+      <w:r>
+        <w:rPr>
+          <w:rFonts w:ascii="Times New Roman" w:hAnsi="Times New Roman" w:cs="Times New Roman"/>
+        </w:rPr>
+        <w:t>html</w:t>
+      </w:r>
+      <w:proofErr w:type="spellEnd"/>
+      <w:r>
+        <w:rPr>
+          <w:rFonts w:ascii="Times New Roman" w:hAnsi="Times New Roman" w:cs="Times New Roman"/>
+        </w:rPr>
+        <w:t>)</w:t>
+      </w:r>
+    </w:p>
+    <w:p>
+      <w:pPr>
+        <w:rPr>
+          <w:rFonts w:ascii="Times New Roman" w:hAnsi="Times New Roman" w:cs="Times New Roman"/>
+        </w:rPr>
+      </w:pPr>
+      <w:r>
+        <w:rPr>
+          <w:rFonts w:ascii="Times New Roman" w:hAnsi="Times New Roman" w:cs="Times New Roman"/>
+        </w:rPr>
+        <w:t>-</w:t>
+      </w:r>
+      <w:proofErr w:type="spellStart"/>
+      <w:r>
+        <w:rPr>
+          <w:rFonts w:ascii="Times New Roman" w:hAnsi="Times New Roman" w:cs="Times New Roman"/>
+        </w:rPr>
+        <w:t>Templatização</w:t>
+      </w:r>
+      <w:proofErr w:type="spellEnd"/>
+      <w:r>
+        <w:rPr>
+          <w:rFonts w:ascii="Times New Roman" w:hAnsi="Times New Roman" w:cs="Times New Roman"/>
+        </w:rPr>
+        <w:t xml:space="preserve"> (</w:t>
+      </w:r>
+      <w:proofErr w:type="spellStart"/>
+      <w:r>
+        <w:rPr>
+          <w:rFonts w:ascii="Times New Roman" w:hAnsi="Times New Roman" w:cs="Times New Roman"/>
+        </w:rPr>
+        <w:t>Thymeleaf</w:t>
+      </w:r>
+      <w:proofErr w:type="spellEnd"/>
+      <w:r>
+        <w:rPr>
+          <w:rFonts w:ascii="Times New Roman" w:hAnsi="Times New Roman" w:cs="Times New Roman"/>
+        </w:rPr>
+        <w:t>)</w:t>
+      </w:r>
+    </w:p>
+    <w:p>
+      <w:pPr>
+        <w:rPr>
+          <w:rFonts w:ascii="Times New Roman" w:hAnsi="Times New Roman" w:cs="Times New Roman"/>
+        </w:rPr>
+      </w:pPr>
+      <w:r>
+        <w:rPr>
+          <w:rFonts w:ascii="Times New Roman" w:hAnsi="Times New Roman" w:cs="Times New Roman"/>
+        </w:rPr>
+        <w:t>-Navegação</w:t>
+      </w:r>
+    </w:p>
+    <w:p>
+      <w:pPr>
+        <w:rPr>
+          <w:rFonts w:ascii="Times New Roman" w:hAnsi="Times New Roman" w:cs="Times New Roman"/>
+        </w:rPr>
+      </w:pPr>
+    </w:p>
+    <w:p>
+      <w:pPr>
+        <w:rPr>
+          <w:rFonts w:ascii="Times New Roman" w:hAnsi="Times New Roman" w:cs="Times New Roman"/>
+        </w:rPr>
+      </w:pPr>
+      <w:proofErr w:type="spellStart"/>
+      <w:r>
+        <w:rPr>
+          <w:rFonts w:ascii="Times New Roman" w:hAnsi="Times New Roman" w:cs="Times New Roman"/>
+        </w:rPr>
+        <w:t>Controller</w:t>
+      </w:r>
+      <w:proofErr w:type="spellEnd"/>
+    </w:p>
+    <w:p>
+      <w:pPr>
+        <w:rPr>
+          <w:rFonts w:ascii="Times New Roman" w:hAnsi="Times New Roman" w:cs="Times New Roman"/>
+        </w:rPr>
+      </w:pPr>
+      <w:r>
+        <w:rPr>
+          <w:rFonts w:ascii="Times New Roman" w:hAnsi="Times New Roman" w:cs="Times New Roman"/>
+        </w:rPr>
+        <w:t>-Rotas</w:t>
+      </w:r>
+    </w:p>
+    <w:p>
+      <w:pPr>
+        <w:rPr>
+          <w:rFonts w:ascii="Times New Roman" w:hAnsi="Times New Roman" w:cs="Times New Roman"/>
+        </w:rPr>
+      </w:pPr>
+      <w:r>
+        <w:rPr>
+          <w:rFonts w:ascii="Times New Roman" w:hAnsi="Times New Roman" w:cs="Times New Roman"/>
+        </w:rPr>
+        <w:t>-Model</w:t>
+      </w:r>
+    </w:p>
+    <w:p>
+      <w:pPr>
+        <w:rPr>
+          <w:rFonts w:ascii="Times New Roman" w:hAnsi="Times New Roman" w:cs="Times New Roman"/>
+        </w:rPr>
+      </w:pPr>
+      <w:r>
+        <w:rPr>
+          <w:rFonts w:ascii="Times New Roman" w:hAnsi="Times New Roman" w:cs="Times New Roman"/>
+        </w:rPr>
+        <w:t>-</w:t>
+      </w:r>
+      <w:proofErr w:type="spellStart"/>
+      <w:r>
+        <w:rPr>
+          <w:rFonts w:ascii="Times New Roman" w:hAnsi="Times New Roman" w:cs="Times New Roman"/>
+        </w:rPr>
+        <w:t>View</w:t>
+      </w:r>
+      <w:proofErr w:type="spellEnd"/>
     </w:p>
     <w:sectPr>
       <w:pgSz w:w="11906" w:h="16838"/>
@@ -13305,6 +15172,7 @@
   <w:style w:type="character" w:default="1" w:styleId="Fontepargpadro">
     <w:name w:val="Default Paragraph Font"/>
     <w:uiPriority w:val="1"/>
+    <w:semiHidden/>
     <w:unhideWhenUsed/>
   </w:style>
   <w:style w:type="table" w:default="1" w:styleId="Tabelanormal">
